--- a/docs/Firebase_datamodel_and_REST_endpoint_plan.docx
+++ b/docs/Firebase_datamodel_and_REST_endpoint_plan.docx
@@ -237,7 +237,7 @@
           </w:tcPr>
           <w:p>
             <w:r>
-              <w:t>PUT</w:t>
+              <w:t>PATCH</w:t>
             </w:r>
           </w:p>
         </w:tc>
@@ -307,244 +307,10 @@
                 <w:vanish/>
               </w:rPr>
             </w:pPr>
-          </w:p>
-          <w:tbl>
-            <w:tblPr>
-              <w:tblW w:w="0" w:type="auto"/>
-              <w:tblCellSpacing w:w="15" w:type="dxa"/>
-              <w:tblCellMar>
-                <w:top w:w="15" w:type="dxa"/>
-                <w:left w:w="15" w:type="dxa"/>
-                <w:bottom w:w="15" w:type="dxa"/>
-                <w:right w:w="15" w:type="dxa"/>
-              </w:tblCellMar>
-              <w:tblLook w:val="04A0" w:firstRow="1" w:lastRow="0" w:firstColumn="1" w:lastColumn="0" w:noHBand="0" w:noVBand="1"/>
-            </w:tblPr>
-            <w:tblGrid>
-              <w:gridCol w:w="2096"/>
-            </w:tblGrid>
-            <w:tr>
-              <w:trPr>
-                <w:tblCellSpacing w:w="15" w:type="dxa"/>
-              </w:trPr>
-              <w:tc>
-                <w:tcPr>
-                  <w:tcW w:w="0" w:type="auto"/>
-                  <w:vAlign w:val="center"/>
-                  <w:hideMark/>
-                </w:tcPr>
-                <w:p>
-                  <w:pPr>
-                    <w:framePr w:hSpace="180" w:wrap="around" w:vAnchor="page" w:hAnchor="margin" w:y="3059"/>
-                  </w:pPr>
-                  <w:r>
-                    <w:t>Create/update user</w:t>
-                  </w:r>
-                </w:p>
-              </w:tc>
-            </w:tr>
-          </w:tbl>
-          <w:p/>
-        </w:tc>
-      </w:tr>
-      <w:tr>
-        <w:trPr>
-          <w:trHeight w:val="856"/>
-        </w:trPr>
-        <w:tc>
-          <w:tcPr>
-            <w:tcW w:w="3005" w:type="dxa"/>
-          </w:tcPr>
-          <w:p>
-            <w:r>
-              <w:t>PATCH</w:t>
-            </w:r>
-          </w:p>
-        </w:tc>
-        <w:tc>
-          <w:tcPr>
-            <w:tcW w:w="3005" w:type="dxa"/>
-          </w:tcPr>
-          <w:p>
-            <w:r>
-              <w:t>/users/{</w:t>
-            </w:r>
-            <w:proofErr w:type="spellStart"/>
-            <w:r>
-              <w:t>userId</w:t>
-            </w:r>
-            <w:proofErr w:type="spellEnd"/>
-            <w:r>
-              <w:t>}.</w:t>
-            </w:r>
-            <w:proofErr w:type="spellStart"/>
-            <w:r>
-              <w:t>json</w:t>
-            </w:r>
-            <w:proofErr w:type="spellEnd"/>
-          </w:p>
-        </w:tc>
-        <w:tc>
-          <w:tcPr>
-            <w:tcW w:w="3006" w:type="dxa"/>
-          </w:tcPr>
-          <w:p>
-            <w:pPr>
-              <w:jc w:val="center"/>
-            </w:pPr>
             <w:r>
               <w:t>Update user</w:t>
             </w:r>
           </w:p>
-        </w:tc>
-      </w:tr>
-    </w:tbl>
-    <w:p>
-      <w:r>
-        <w:t>Firebase Realtime Database can be accessed using REST requests by adding .</w:t>
-      </w:r>
-      <w:proofErr w:type="spellStart"/>
-      <w:r>
-        <w:t>json</w:t>
-      </w:r>
-      <w:proofErr w:type="spellEnd"/>
-      <w:r>
-        <w:t xml:space="preserve"> to the database path.</w:t>
-      </w:r>
-    </w:p>
-    <w:p/>
-    <w:p/>
-    <w:tbl>
-      <w:tblPr>
-        <w:tblStyle w:val="TableGrid"/>
-        <w:tblpPr w:leftFromText="180" w:rightFromText="180" w:vertAnchor="page" w:horzAnchor="margin" w:tblpY="3059"/>
-        <w:tblW w:w="0" w:type="auto"/>
-        <w:tblLook w:val="04A0" w:firstRow="1" w:lastRow="0" w:firstColumn="1" w:lastColumn="0" w:noHBand="0" w:noVBand="1"/>
-      </w:tblPr>
-      <w:tblGrid>
-        <w:gridCol w:w="3005"/>
-        <w:gridCol w:w="3005"/>
-        <w:gridCol w:w="3006"/>
-      </w:tblGrid>
-      <w:tr>
-        <w:trPr>
-          <w:trHeight w:val="699"/>
-        </w:trPr>
-        <w:tc>
-          <w:tcPr>
-            <w:tcW w:w="3005" w:type="dxa"/>
-          </w:tcPr>
-          <w:p>
-            <w:pPr>
-              <w:jc w:val="center"/>
-            </w:pPr>
-            <w:r>
-              <w:t xml:space="preserve">Method </w:t>
-            </w:r>
-          </w:p>
-        </w:tc>
-        <w:tc>
-          <w:tcPr>
-            <w:tcW w:w="3005" w:type="dxa"/>
-          </w:tcPr>
-          <w:p>
-            <w:r>
-              <w:t>Endpoint</w:t>
-            </w:r>
-          </w:p>
-        </w:tc>
-        <w:tc>
-          <w:tcPr>
-            <w:tcW w:w="3006" w:type="dxa"/>
-          </w:tcPr>
-          <w:p>
-            <w:r>
-              <w:t>Purpose</w:t>
-            </w:r>
-          </w:p>
-        </w:tc>
-      </w:tr>
-      <w:tr>
-        <w:trPr>
-          <w:trHeight w:val="979"/>
-        </w:trPr>
-        <w:tc>
-          <w:tcPr>
-            <w:tcW w:w="3005" w:type="dxa"/>
-          </w:tcPr>
-          <w:p>
-            <w:r>
-              <w:t>GET</w:t>
-            </w:r>
-          </w:p>
-        </w:tc>
-        <w:tc>
-          <w:tcPr>
-            <w:tcW w:w="3005" w:type="dxa"/>
-          </w:tcPr>
-          <w:p>
-            <w:r>
-              <w:t>/</w:t>
-            </w:r>
-            <w:proofErr w:type="spellStart"/>
-            <w:r>
-              <w:t>users.json</w:t>
-            </w:r>
-            <w:proofErr w:type="spellEnd"/>
-          </w:p>
-        </w:tc>
-        <w:tc>
-          <w:tcPr>
-            <w:tcW w:w="3006" w:type="dxa"/>
-          </w:tcPr>
-          <w:p>
-            <w:r>
-              <w:t>Get users</w:t>
-            </w:r>
-          </w:p>
-        </w:tc>
-      </w:tr>
-      <w:tr>
-        <w:trPr>
-          <w:trHeight w:val="831"/>
-        </w:trPr>
-        <w:tc>
-          <w:tcPr>
-            <w:tcW w:w="3005" w:type="dxa"/>
-          </w:tcPr>
-          <w:p>
-            <w:r>
-              <w:t>GET</w:t>
-            </w:r>
-          </w:p>
-        </w:tc>
-        <w:tc>
-          <w:tcPr>
-            <w:tcW w:w="3005" w:type="dxa"/>
-          </w:tcPr>
-          <w:p>
-            <w:r>
-              <w:t>/users/{</w:t>
-            </w:r>
-            <w:proofErr w:type="spellStart"/>
-            <w:r>
-              <w:t>userId</w:t>
-            </w:r>
-            <w:proofErr w:type="spellEnd"/>
-            <w:r>
-              <w:t>}.</w:t>
-            </w:r>
-            <w:proofErr w:type="spellStart"/>
-            <w:r>
-              <w:t>json</w:t>
-            </w:r>
-            <w:proofErr w:type="spellEnd"/>
-          </w:p>
-        </w:tc>
-        <w:tc>
-          <w:tcPr>
-            <w:tcW w:w="3006" w:type="dxa"/>
-          </w:tcPr>
           <w:tbl>
             <w:tblPr>
               <w:tblW w:w="0" w:type="auto"/>
@@ -578,224 +344,25 @@
               </w:tc>
             </w:tr>
           </w:tbl>
-          <w:p>
-            <w:pPr>
-              <w:rPr>
-                <w:vanish/>
-              </w:rPr>
-            </w:pPr>
-          </w:p>
-          <w:tbl>
-            <w:tblPr>
-              <w:tblW w:w="0" w:type="auto"/>
-              <w:tblCellSpacing w:w="15" w:type="dxa"/>
-              <w:tblCellMar>
-                <w:top w:w="15" w:type="dxa"/>
-                <w:left w:w="15" w:type="dxa"/>
-                <w:bottom w:w="15" w:type="dxa"/>
-                <w:right w:w="15" w:type="dxa"/>
-              </w:tblCellMar>
-              <w:tblLook w:val="04A0" w:firstRow="1" w:lastRow="0" w:firstColumn="1" w:lastColumn="0" w:noHBand="0" w:noVBand="1"/>
-            </w:tblPr>
-            <w:tblGrid>
-              <w:gridCol w:w="1409"/>
-            </w:tblGrid>
-            <w:tr>
-              <w:trPr>
-                <w:tblCellSpacing w:w="15" w:type="dxa"/>
-              </w:trPr>
-              <w:tc>
-                <w:tcPr>
-                  <w:tcW w:w="0" w:type="auto"/>
-                  <w:vAlign w:val="center"/>
-                  <w:hideMark/>
-                </w:tcPr>
-                <w:p>
-                  <w:pPr>
-                    <w:framePr w:hSpace="180" w:wrap="around" w:vAnchor="page" w:hAnchor="margin" w:y="3059"/>
-                  </w:pPr>
-                  <w:r>
-                    <w:t>Get one user</w:t>
-                  </w:r>
-                </w:p>
-              </w:tc>
-            </w:tr>
-          </w:tbl>
           <w:p/>
-        </w:tc>
-      </w:tr>
-      <w:tr>
-        <w:trPr>
-          <w:trHeight w:val="856"/>
-        </w:trPr>
-        <w:tc>
-          <w:tcPr>
-            <w:tcW w:w="3005" w:type="dxa"/>
-          </w:tcPr>
-          <w:p>
-            <w:r>
-              <w:t>PUT</w:t>
-            </w:r>
-          </w:p>
-        </w:tc>
-        <w:tc>
-          <w:tcPr>
-            <w:tcW w:w="3005" w:type="dxa"/>
-          </w:tcPr>
-          <w:p>
-            <w:r>
-              <w:t>/users/{</w:t>
-            </w:r>
-            <w:proofErr w:type="spellStart"/>
-            <w:r>
-              <w:t>userId</w:t>
-            </w:r>
-            <w:proofErr w:type="spellEnd"/>
-            <w:r>
-              <w:t>}.</w:t>
-            </w:r>
-            <w:proofErr w:type="spellStart"/>
-            <w:r>
-              <w:t>json</w:t>
-            </w:r>
-            <w:proofErr w:type="spellEnd"/>
-          </w:p>
-        </w:tc>
-        <w:tc>
-          <w:tcPr>
-            <w:tcW w:w="3006" w:type="dxa"/>
-          </w:tcPr>
-          <w:tbl>
-            <w:tblPr>
-              <w:tblW w:w="0" w:type="auto"/>
-              <w:tblCellSpacing w:w="15" w:type="dxa"/>
-              <w:tblCellMar>
-                <w:top w:w="15" w:type="dxa"/>
-                <w:left w:w="15" w:type="dxa"/>
-                <w:bottom w:w="15" w:type="dxa"/>
-                <w:right w:w="15" w:type="dxa"/>
-              </w:tblCellMar>
-              <w:tblLook w:val="04A0" w:firstRow="1" w:lastRow="0" w:firstColumn="1" w:lastColumn="0" w:noHBand="0" w:noVBand="1"/>
-            </w:tblPr>
-            <w:tblGrid>
-              <w:gridCol w:w="96"/>
-            </w:tblGrid>
-            <w:tr>
-              <w:trPr>
-                <w:tblCellSpacing w:w="15" w:type="dxa"/>
-              </w:trPr>
-              <w:tc>
-                <w:tcPr>
-                  <w:tcW w:w="0" w:type="auto"/>
-                  <w:vAlign w:val="center"/>
-                  <w:hideMark/>
-                </w:tcPr>
-                <w:p>
-                  <w:pPr>
-                    <w:framePr w:hSpace="180" w:wrap="around" w:vAnchor="page" w:hAnchor="margin" w:y="3059"/>
-                  </w:pPr>
-                </w:p>
-              </w:tc>
-            </w:tr>
-          </w:tbl>
-          <w:p>
-            <w:pPr>
-              <w:rPr>
-                <w:vanish/>
-              </w:rPr>
-            </w:pPr>
-          </w:p>
-          <w:tbl>
-            <w:tblPr>
-              <w:tblW w:w="0" w:type="auto"/>
-              <w:tblCellSpacing w:w="15" w:type="dxa"/>
-              <w:tblCellMar>
-                <w:top w:w="15" w:type="dxa"/>
-                <w:left w:w="15" w:type="dxa"/>
-                <w:bottom w:w="15" w:type="dxa"/>
-                <w:right w:w="15" w:type="dxa"/>
-              </w:tblCellMar>
-              <w:tblLook w:val="04A0" w:firstRow="1" w:lastRow="0" w:firstColumn="1" w:lastColumn="0" w:noHBand="0" w:noVBand="1"/>
-            </w:tblPr>
-            <w:tblGrid>
-              <w:gridCol w:w="2096"/>
-            </w:tblGrid>
-            <w:tr>
-              <w:trPr>
-                <w:tblCellSpacing w:w="15" w:type="dxa"/>
-              </w:trPr>
-              <w:tc>
-                <w:tcPr>
-                  <w:tcW w:w="0" w:type="auto"/>
-                  <w:vAlign w:val="center"/>
-                  <w:hideMark/>
-                </w:tcPr>
-                <w:p>
-                  <w:pPr>
-                    <w:framePr w:hSpace="180" w:wrap="around" w:vAnchor="page" w:hAnchor="margin" w:y="3059"/>
-                  </w:pPr>
-                  <w:r>
-                    <w:t>Create/update user</w:t>
-                  </w:r>
-                </w:p>
-              </w:tc>
-            </w:tr>
-          </w:tbl>
-          <w:p/>
-        </w:tc>
-      </w:tr>
-      <w:tr>
-        <w:trPr>
-          <w:trHeight w:val="856"/>
-        </w:trPr>
-        <w:tc>
-          <w:tcPr>
-            <w:tcW w:w="3005" w:type="dxa"/>
-          </w:tcPr>
-          <w:p>
-            <w:r>
-              <w:t>PATCH</w:t>
-            </w:r>
-          </w:p>
-        </w:tc>
-        <w:tc>
-          <w:tcPr>
-            <w:tcW w:w="3005" w:type="dxa"/>
-          </w:tcPr>
-          <w:p>
-            <w:r>
-              <w:t>/users/{</w:t>
-            </w:r>
-            <w:proofErr w:type="spellStart"/>
-            <w:r>
-              <w:t>userId</w:t>
-            </w:r>
-            <w:proofErr w:type="spellEnd"/>
-            <w:r>
-              <w:t>}.</w:t>
-            </w:r>
-            <w:proofErr w:type="spellStart"/>
-            <w:r>
-              <w:t>json</w:t>
-            </w:r>
-            <w:proofErr w:type="spellEnd"/>
-          </w:p>
-        </w:tc>
-        <w:tc>
-          <w:tcPr>
-            <w:tcW w:w="3006" w:type="dxa"/>
-          </w:tcPr>
-          <w:p>
-            <w:pPr>
-              <w:jc w:val="center"/>
-            </w:pPr>
-            <w:r>
-              <w:t>Update user</w:t>
-            </w:r>
-          </w:p>
         </w:tc>
       </w:tr>
     </w:tbl>
+    <w:p>
+      <w:r>
+        <w:t>Firebase Realtime Database can be accessed using REST requests by adding .</w:t>
+      </w:r>
+      <w:proofErr w:type="spellStart"/>
+      <w:r>
+        <w:t>json</w:t>
+      </w:r>
+      <w:proofErr w:type="spellEnd"/>
+      <w:r>
+        <w:t xml:space="preserve"> to the database path.</w:t>
+      </w:r>
+    </w:p>
+    <w:p/>
+    <w:p/>
     <w:p>
       <w:r>
         <w:t>Task</w:t>
@@ -1353,6 +920,8 @@
         </w:tc>
       </w:tr>
     </w:tbl>
+    <w:p/>
+    <w:p/>
     <w:p/>
     <w:p/>
     <w:p>

--- a/docs/Firebase_datamodel_and_REST_endpoint_plan.docx
+++ b/docs/Firebase_datamodel_and_REST_endpoint_plan.docx
@@ -17,17 +17,373 @@
         <w:t>2. REST Endpoint Plan</w:t>
       </w:r>
     </w:p>
+    <w:p>
+      <w:pPr>
+        <w:rPr>
+          <w:b/>
+          <w:bCs/>
+          <w:u w:val="single"/>
+        </w:rPr>
+      </w:pPr>
+      <w:r>
+        <w:rPr>
+          <w:b/>
+          <w:bCs/>
+          <w:u w:val="single"/>
+        </w:rPr>
+        <w:t>Firebase Realtime Database can be accessed using REST requests by adding .</w:t>
+      </w:r>
+      <w:proofErr w:type="spellStart"/>
+      <w:r>
+        <w:rPr>
+          <w:b/>
+          <w:bCs/>
+          <w:u w:val="single"/>
+        </w:rPr>
+        <w:t>json</w:t>
+      </w:r>
+      <w:proofErr w:type="spellEnd"/>
+      <w:r>
+        <w:rPr>
+          <w:b/>
+          <w:bCs/>
+          <w:u w:val="single"/>
+        </w:rPr>
+        <w:t xml:space="preserve"> to the database path.</w:t>
+      </w:r>
+    </w:p>
+    <w:p>
+      <w:pPr>
+        <w:rPr>
+          <w:b/>
+          <w:bCs/>
+          <w:u w:val="single"/>
+        </w:rPr>
+      </w:pPr>
+    </w:p>
+    <w:p>
+      <w:pPr>
+        <w:rPr>
+          <w:b/>
+          <w:bCs/>
+          <w:u w:val="single"/>
+        </w:rPr>
+      </w:pPr>
+    </w:p>
+    <w:p>
+      <w:pPr>
+        <w:rPr>
+          <w:b/>
+          <w:bCs/>
+          <w:u w:val="single"/>
+        </w:rPr>
+      </w:pPr>
+    </w:p>
+    <w:p>
+      <w:pPr>
+        <w:rPr>
+          <w:b/>
+          <w:bCs/>
+          <w:u w:val="single"/>
+        </w:rPr>
+      </w:pPr>
+    </w:p>
+    <w:p>
+      <w:pPr>
+        <w:rPr>
+          <w:b/>
+          <w:bCs/>
+          <w:u w:val="single"/>
+        </w:rPr>
+      </w:pPr>
+    </w:p>
+    <w:p>
+      <w:pPr>
+        <w:rPr>
+          <w:b/>
+          <w:bCs/>
+          <w:u w:val="single"/>
+        </w:rPr>
+      </w:pPr>
+    </w:p>
+    <w:p>
+      <w:pPr>
+        <w:rPr>
+          <w:b/>
+          <w:bCs/>
+          <w:u w:val="single"/>
+        </w:rPr>
+      </w:pPr>
+    </w:p>
+    <w:p>
+      <w:pPr>
+        <w:rPr>
+          <w:b/>
+          <w:bCs/>
+          <w:u w:val="single"/>
+        </w:rPr>
+      </w:pPr>
+    </w:p>
+    <w:p>
+      <w:pPr>
+        <w:rPr>
+          <w:b/>
+          <w:bCs/>
+          <w:u w:val="single"/>
+        </w:rPr>
+      </w:pPr>
+    </w:p>
+    <w:p>
+      <w:pPr>
+        <w:rPr>
+          <w:b/>
+          <w:bCs/>
+          <w:u w:val="single"/>
+        </w:rPr>
+      </w:pPr>
+    </w:p>
+    <w:p>
+      <w:pPr>
+        <w:rPr>
+          <w:b/>
+          <w:bCs/>
+          <w:u w:val="single"/>
+        </w:rPr>
+      </w:pPr>
+    </w:p>
+    <w:p>
+      <w:pPr>
+        <w:rPr>
+          <w:b/>
+          <w:bCs/>
+          <w:u w:val="single"/>
+        </w:rPr>
+      </w:pPr>
+    </w:p>
+    <w:p>
+      <w:pPr>
+        <w:rPr>
+          <w:b/>
+          <w:bCs/>
+          <w:u w:val="single"/>
+        </w:rPr>
+      </w:pPr>
+    </w:p>
+    <w:p>
+      <w:pPr>
+        <w:rPr>
+          <w:b/>
+          <w:bCs/>
+          <w:u w:val="single"/>
+        </w:rPr>
+      </w:pPr>
+    </w:p>
+    <w:p>
+      <w:pPr>
+        <w:rPr>
+          <w:b/>
+          <w:bCs/>
+          <w:u w:val="single"/>
+        </w:rPr>
+      </w:pPr>
+    </w:p>
+    <w:p>
+      <w:pPr>
+        <w:rPr>
+          <w:b/>
+          <w:bCs/>
+          <w:u w:val="single"/>
+        </w:rPr>
+      </w:pPr>
+    </w:p>
+    <w:p>
+      <w:pPr>
+        <w:rPr>
+          <w:b/>
+          <w:bCs/>
+          <w:u w:val="single"/>
+        </w:rPr>
+      </w:pPr>
+    </w:p>
+    <w:p>
+      <w:pPr>
+        <w:rPr>
+          <w:b/>
+          <w:bCs/>
+          <w:u w:val="single"/>
+        </w:rPr>
+      </w:pPr>
+    </w:p>
+    <w:p>
+      <w:pPr>
+        <w:rPr>
+          <w:b/>
+          <w:bCs/>
+          <w:u w:val="single"/>
+        </w:rPr>
+      </w:pPr>
+    </w:p>
+    <w:p>
+      <w:pPr>
+        <w:rPr>
+          <w:b/>
+          <w:bCs/>
+          <w:u w:val="single"/>
+        </w:rPr>
+      </w:pPr>
+    </w:p>
+    <w:p>
+      <w:pPr>
+        <w:rPr>
+          <w:b/>
+          <w:bCs/>
+          <w:u w:val="single"/>
+        </w:rPr>
+      </w:pPr>
+    </w:p>
+    <w:p>
+      <w:pPr>
+        <w:rPr>
+          <w:b/>
+          <w:bCs/>
+          <w:u w:val="single"/>
+        </w:rPr>
+      </w:pPr>
+    </w:p>
+    <w:p>
+      <w:pPr>
+        <w:rPr>
+          <w:b/>
+          <w:bCs/>
+          <w:u w:val="single"/>
+        </w:rPr>
+      </w:pPr>
+    </w:p>
+    <w:p>
+      <w:pPr>
+        <w:rPr>
+          <w:b/>
+          <w:bCs/>
+          <w:u w:val="single"/>
+        </w:rPr>
+      </w:pPr>
+    </w:p>
+    <w:p>
+      <w:pPr>
+        <w:rPr>
+          <w:b/>
+          <w:bCs/>
+          <w:u w:val="single"/>
+        </w:rPr>
+      </w:pPr>
+    </w:p>
+    <w:p>
+      <w:pPr>
+        <w:rPr>
+          <w:b/>
+          <w:bCs/>
+          <w:u w:val="single"/>
+        </w:rPr>
+      </w:pPr>
+      <w:r>
+        <w:rPr>
+          <w:b/>
+          <w:bCs/>
+          <w:u w:val="single"/>
+        </w:rPr>
+        <w:lastRenderedPageBreak/>
+        <w:t xml:space="preserve">Data structure </w:t>
+      </w:r>
+    </w:p>
+    <w:p>
+      <w:r>
+        <w:t xml:space="preserve">/users </w:t>
+      </w:r>
+    </w:p>
+    <w:p>
+      <w:pPr>
+        <w:spacing w:after="0"/>
+      </w:pPr>
+      <w:r>
+        <w:t>└── {</w:t>
+      </w:r>
+      <w:proofErr w:type="spellStart"/>
+      <w:r>
+        <w:t>userId</w:t>
+      </w:r>
+      <w:proofErr w:type="spellEnd"/>
+      <w:r>
+        <w:t xml:space="preserve">} </w:t>
+      </w:r>
+    </w:p>
+    <w:p>
+      <w:pPr>
+        <w:spacing w:after="0"/>
+      </w:pPr>
+      <w:r>
+        <w:rPr>
+          <w:rFonts w:ascii="MS Gothic" w:eastAsia="MS Gothic" w:hAnsi="MS Gothic" w:cs="MS Gothic"/>
+        </w:rPr>
+        <w:t xml:space="preserve"> </w:t>
+      </w:r>
+      <w:r>
+        <w:t xml:space="preserve">└── </w:t>
+      </w:r>
+      <w:proofErr w:type="spellStart"/>
+      <w:r>
+        <w:t>fullName</w:t>
+      </w:r>
+      <w:proofErr w:type="spellEnd"/>
+      <w:r>
+        <w:t xml:space="preserve"> </w:t>
+      </w:r>
+    </w:p>
+    <w:p>
+      <w:pPr>
+        <w:spacing w:after="0"/>
+      </w:pPr>
+      <w:r>
+        <w:t xml:space="preserve"> </w:t>
+      </w:r>
+      <w:r>
+        <w:t xml:space="preserve"> </w:t>
+      </w:r>
+      <w:r>
+        <w:t>└── email</w:t>
+      </w:r>
+    </w:p>
+    <w:p>
+      <w:pPr>
+        <w:spacing w:after="0"/>
+      </w:pPr>
+      <w:r>
+        <w:t xml:space="preserve">  </w:t>
+      </w:r>
+      <w:r>
+        <w:t>└─ role</w:t>
+      </w:r>
+    </w:p>
+    <w:p>
+      <w:pPr>
+        <w:rPr>
+          <w:b/>
+          <w:bCs/>
+          <w:u w:val="single"/>
+        </w:rPr>
+      </w:pPr>
+    </w:p>
     <w:tbl>
       <w:tblPr>
         <w:tblStyle w:val="TableGrid"/>
-        <w:tblpPr w:leftFromText="180" w:rightFromText="180" w:vertAnchor="page" w:horzAnchor="margin" w:tblpY="3059"/>
+        <w:tblpPr w:leftFromText="180" w:rightFromText="180" w:vertAnchor="page" w:horzAnchor="page" w:tblpX="973" w:tblpY="4537"/>
         <w:tblW w:w="0" w:type="auto"/>
         <w:tblLook w:val="04A0" w:firstRow="1" w:lastRow="0" w:firstColumn="1" w:lastColumn="0" w:noHBand="0" w:noVBand="1"/>
       </w:tblPr>
       <w:tblGrid>
-        <w:gridCol w:w="3005"/>
-        <w:gridCol w:w="3005"/>
-        <w:gridCol w:w="3006"/>
+        <w:gridCol w:w="1818"/>
+        <w:gridCol w:w="3317"/>
+        <w:gridCol w:w="2051"/>
+        <w:gridCol w:w="1830"/>
       </w:tblGrid>
       <w:tr>
         <w:trPr>
@@ -35,7 +391,7 @@
         </w:trPr>
         <w:tc>
           <w:tcPr>
-            <w:tcW w:w="3005" w:type="dxa"/>
+            <w:tcW w:w="1818" w:type="dxa"/>
           </w:tcPr>
           <w:p>
             <w:pPr>
@@ -48,7 +404,7 @@
         </w:tc>
         <w:tc>
           <w:tcPr>
-            <w:tcW w:w="3005" w:type="dxa"/>
+            <w:tcW w:w="3317" w:type="dxa"/>
           </w:tcPr>
           <w:p>
             <w:r>
@@ -58,11 +414,21 @@
         </w:tc>
         <w:tc>
           <w:tcPr>
-            <w:tcW w:w="3006" w:type="dxa"/>
+            <w:tcW w:w="2051" w:type="dxa"/>
           </w:tcPr>
           <w:p>
             <w:r>
               <w:t>Purpose</w:t>
+            </w:r>
+          </w:p>
+        </w:tc>
+        <w:tc>
+          <w:tcPr>
+            <w:tcW w:w="1830" w:type="dxa"/>
+          </w:tcPr>
+          <w:p>
+            <w:r>
+              <w:t xml:space="preserve">Access/Owner </w:t>
             </w:r>
           </w:p>
         </w:tc>
@@ -73,36 +439,47 @@
         </w:trPr>
         <w:tc>
           <w:tcPr>
-            <w:tcW w:w="3005" w:type="dxa"/>
-          </w:tcPr>
-          <w:p>
-            <w:r>
-              <w:t>GET</w:t>
-            </w:r>
-          </w:p>
-        </w:tc>
-        <w:tc>
-          <w:tcPr>
-            <w:tcW w:w="3005" w:type="dxa"/>
-          </w:tcPr>
-          <w:p>
-            <w:r>
-              <w:t>/</w:t>
-            </w:r>
-            <w:proofErr w:type="spellStart"/>
-            <w:r>
-              <w:t>users.json</w:t>
-            </w:r>
-            <w:proofErr w:type="spellEnd"/>
-          </w:p>
-        </w:tc>
-        <w:tc>
-          <w:tcPr>
-            <w:tcW w:w="3006" w:type="dxa"/>
-          </w:tcPr>
-          <w:p>
-            <w:r>
-              <w:t>Get users</w:t>
+            <w:tcW w:w="1818" w:type="dxa"/>
+          </w:tcPr>
+          <w:p>
+            <w:r>
+              <w:t>POST</w:t>
+            </w:r>
+          </w:p>
+        </w:tc>
+        <w:tc>
+          <w:tcPr>
+            <w:tcW w:w="3317" w:type="dxa"/>
+          </w:tcPr>
+          <w:p>
+            <w:r>
+              <w:t>/users</w:t>
+            </w:r>
+          </w:p>
+        </w:tc>
+        <w:tc>
+          <w:tcPr>
+            <w:tcW w:w="2051" w:type="dxa"/>
+          </w:tcPr>
+          <w:p>
+            <w:r>
+              <w:t xml:space="preserve"> </w:t>
+            </w:r>
+            <w:r>
+              <w:t>Registers a new account (submits form data).</w:t>
+            </w:r>
+          </w:p>
+        </w:tc>
+        <w:tc>
+          <w:tcPr>
+            <w:tcW w:w="1830" w:type="dxa"/>
+          </w:tcPr>
+          <w:p>
+            <w:r>
+              <w:t>User/Assesso</w:t>
+            </w:r>
+            <w:r>
+              <w:t>r</w:t>
             </w:r>
           </w:p>
         </w:tc>
@@ -113,7 +490,7 @@
         </w:trPr>
         <w:tc>
           <w:tcPr>
-            <w:tcW w:w="3005" w:type="dxa"/>
+            <w:tcW w:w="1818" w:type="dxa"/>
           </w:tcPr>
           <w:p>
             <w:r>
@@ -123,30 +500,17 @@
         </w:tc>
         <w:tc>
           <w:tcPr>
-            <w:tcW w:w="3005" w:type="dxa"/>
-          </w:tcPr>
-          <w:p>
-            <w:r>
-              <w:t>/users/{</w:t>
-            </w:r>
-            <w:proofErr w:type="spellStart"/>
-            <w:r>
-              <w:t>userId</w:t>
-            </w:r>
-            <w:proofErr w:type="spellEnd"/>
-            <w:r>
-              <w:t>}.</w:t>
-            </w:r>
-            <w:proofErr w:type="spellStart"/>
-            <w:r>
-              <w:t>json</w:t>
-            </w:r>
-            <w:proofErr w:type="spellEnd"/>
-          </w:p>
-        </w:tc>
-        <w:tc>
-          <w:tcPr>
-            <w:tcW w:w="3006" w:type="dxa"/>
+            <w:tcW w:w="3317" w:type="dxa"/>
+          </w:tcPr>
+          <w:p>
+            <w:r>
+              <w:t>/users</w:t>
+            </w:r>
+          </w:p>
+        </w:tc>
+        <w:tc>
+          <w:tcPr>
+            <w:tcW w:w="2051" w:type="dxa"/>
           </w:tcPr>
           <w:tbl>
             <w:tblPr>
@@ -175,7 +539,7 @@
                 </w:tcPr>
                 <w:p>
                   <w:pPr>
-                    <w:framePr w:hSpace="180" w:wrap="around" w:vAnchor="page" w:hAnchor="margin" w:y="3059"/>
+                    <w:framePr w:hSpace="180" w:wrap="around" w:vAnchor="page" w:hAnchor="page" w:x="973" w:y="4537"/>
                   </w:pPr>
                 </w:p>
               </w:tc>
@@ -188,66 +552,44 @@
               </w:rPr>
             </w:pPr>
           </w:p>
-          <w:tbl>
-            <w:tblPr>
-              <w:tblW w:w="0" w:type="auto"/>
-              <w:tblCellSpacing w:w="15" w:type="dxa"/>
-              <w:tblCellMar>
-                <w:top w:w="15" w:type="dxa"/>
-                <w:left w:w="15" w:type="dxa"/>
-                <w:bottom w:w="15" w:type="dxa"/>
-                <w:right w:w="15" w:type="dxa"/>
-              </w:tblCellMar>
-              <w:tblLook w:val="04A0" w:firstRow="1" w:lastRow="0" w:firstColumn="1" w:lastColumn="0" w:noHBand="0" w:noVBand="1"/>
-            </w:tblPr>
-            <w:tblGrid>
-              <w:gridCol w:w="1409"/>
-            </w:tblGrid>
-            <w:tr>
-              <w:trPr>
-                <w:tblCellSpacing w:w="15" w:type="dxa"/>
-              </w:trPr>
-              <w:tc>
-                <w:tcPr>
-                  <w:tcW w:w="0" w:type="auto"/>
-                  <w:vAlign w:val="center"/>
-                  <w:hideMark/>
-                </w:tcPr>
-                <w:p>
-                  <w:pPr>
-                    <w:framePr w:hSpace="180" w:wrap="around" w:vAnchor="page" w:hAnchor="margin" w:y="3059"/>
-                  </w:pPr>
-                  <w:r>
-                    <w:t>Get one user</w:t>
-                  </w:r>
-                </w:p>
-              </w:tc>
-            </w:tr>
-          </w:tbl>
-          <w:p/>
+          <w:p>
+            <w:r>
+              <w:t xml:space="preserve">Gets or retrieves a lost off all the users </w:t>
+            </w:r>
+          </w:p>
+        </w:tc>
+        <w:tc>
+          <w:tcPr>
+            <w:tcW w:w="1830" w:type="dxa"/>
+          </w:tcPr>
+          <w:p>
+            <w:r>
+              <w:t>User/Assessor</w:t>
+            </w:r>
+          </w:p>
         </w:tc>
       </w:tr>
       <w:tr>
         <w:trPr>
-          <w:trHeight w:val="856"/>
+          <w:trHeight w:val="831"/>
         </w:trPr>
         <w:tc>
           <w:tcPr>
-            <w:tcW w:w="3005" w:type="dxa"/>
-          </w:tcPr>
-          <w:p>
-            <w:r>
-              <w:t>PATCH</w:t>
-            </w:r>
-          </w:p>
-        </w:tc>
-        <w:tc>
-          <w:tcPr>
-            <w:tcW w:w="3005" w:type="dxa"/>
-          </w:tcPr>
-          <w:p>
-            <w:r>
-              <w:t>/users/{</w:t>
+            <w:tcW w:w="1818" w:type="dxa"/>
+          </w:tcPr>
+          <w:p>
+            <w:r>
+              <w:t xml:space="preserve">GET </w:t>
+            </w:r>
+          </w:p>
+        </w:tc>
+        <w:tc>
+          <w:tcPr>
+            <w:tcW w:w="3317" w:type="dxa"/>
+          </w:tcPr>
+          <w:p>
+            <w:r>
+              <w:t>/users /{</w:t>
             </w:r>
             <w:proofErr w:type="spellStart"/>
             <w:r>
@@ -255,666 +597,106 @@
             </w:r>
             <w:proofErr w:type="spellEnd"/>
             <w:r>
-              <w:t>}.</w:t>
-            </w:r>
-            <w:proofErr w:type="spellStart"/>
-            <w:r>
-              <w:t>json</w:t>
-            </w:r>
-            <w:proofErr w:type="spellEnd"/>
-          </w:p>
-        </w:tc>
-        <w:tc>
-          <w:tcPr>
-            <w:tcW w:w="3006" w:type="dxa"/>
-          </w:tcPr>
-          <w:tbl>
-            <w:tblPr>
-              <w:tblW w:w="0" w:type="auto"/>
-              <w:tblCellSpacing w:w="15" w:type="dxa"/>
-              <w:tblCellMar>
-                <w:top w:w="15" w:type="dxa"/>
-                <w:left w:w="15" w:type="dxa"/>
-                <w:bottom w:w="15" w:type="dxa"/>
-                <w:right w:w="15" w:type="dxa"/>
-              </w:tblCellMar>
-              <w:tblLook w:val="04A0" w:firstRow="1" w:lastRow="0" w:firstColumn="1" w:lastColumn="0" w:noHBand="0" w:noVBand="1"/>
-            </w:tblPr>
-            <w:tblGrid>
-              <w:gridCol w:w="96"/>
-            </w:tblGrid>
-            <w:tr>
-              <w:trPr>
-                <w:tblCellSpacing w:w="15" w:type="dxa"/>
-              </w:trPr>
-              <w:tc>
-                <w:tcPr>
-                  <w:tcW w:w="0" w:type="auto"/>
-                  <w:vAlign w:val="center"/>
-                  <w:hideMark/>
-                </w:tcPr>
-                <w:p>
-                  <w:pPr>
-                    <w:framePr w:hSpace="180" w:wrap="around" w:vAnchor="page" w:hAnchor="margin" w:y="3059"/>
-                  </w:pPr>
-                </w:p>
-              </w:tc>
-            </w:tr>
-          </w:tbl>
-          <w:p>
-            <w:pPr>
-              <w:rPr>
-                <w:vanish/>
-              </w:rPr>
-            </w:pPr>
-            <w:r>
-              <w:t>Update user</w:t>
-            </w:r>
-          </w:p>
-          <w:tbl>
-            <w:tblPr>
-              <w:tblW w:w="0" w:type="auto"/>
-              <w:tblCellSpacing w:w="15" w:type="dxa"/>
-              <w:tblCellMar>
-                <w:top w:w="15" w:type="dxa"/>
-                <w:left w:w="15" w:type="dxa"/>
-                <w:bottom w:w="15" w:type="dxa"/>
-                <w:right w:w="15" w:type="dxa"/>
-              </w:tblCellMar>
-              <w:tblLook w:val="04A0" w:firstRow="1" w:lastRow="0" w:firstColumn="1" w:lastColumn="0" w:noHBand="0" w:noVBand="1"/>
-            </w:tblPr>
-            <w:tblGrid>
-              <w:gridCol w:w="96"/>
-            </w:tblGrid>
-            <w:tr>
-              <w:trPr>
-                <w:tblCellSpacing w:w="15" w:type="dxa"/>
-              </w:trPr>
-              <w:tc>
-                <w:tcPr>
-                  <w:tcW w:w="0" w:type="auto"/>
-                  <w:vAlign w:val="center"/>
-                  <w:hideMark/>
-                </w:tcPr>
-                <w:p>
-                  <w:pPr>
-                    <w:framePr w:hSpace="180" w:wrap="around" w:vAnchor="page" w:hAnchor="margin" w:y="3059"/>
-                  </w:pPr>
-                </w:p>
-              </w:tc>
-            </w:tr>
-          </w:tbl>
+              <w:t>}</w:t>
+            </w:r>
+          </w:p>
           <w:p/>
         </w:tc>
-      </w:tr>
-    </w:tbl>
-    <w:p>
-      <w:r>
-        <w:t>Firebase Realtime Database can be accessed using REST requests by adding .</w:t>
-      </w:r>
-      <w:proofErr w:type="spellStart"/>
-      <w:r>
-        <w:t>json</w:t>
-      </w:r>
-      <w:proofErr w:type="spellEnd"/>
-      <w:r>
-        <w:t xml:space="preserve"> to the database path.</w:t>
-      </w:r>
-    </w:p>
-    <w:p/>
-    <w:p/>
-    <w:p>
-      <w:r>
-        <w:t>Task</w:t>
-      </w:r>
-    </w:p>
-    <w:tbl>
-      <w:tblPr>
-        <w:tblStyle w:val="TableGrid"/>
-        <w:tblW w:w="0" w:type="auto"/>
-        <w:tblLook w:val="04A0" w:firstRow="1" w:lastRow="0" w:firstColumn="1" w:lastColumn="0" w:noHBand="0" w:noVBand="1"/>
-      </w:tblPr>
-      <w:tblGrid>
-        <w:gridCol w:w="3005"/>
-        <w:gridCol w:w="3005"/>
-        <w:gridCol w:w="3006"/>
-      </w:tblGrid>
-      <w:tr>
-        <w:tc>
-          <w:tcPr>
-            <w:tcW w:w="3005" w:type="dxa"/>
-          </w:tcPr>
-          <w:p>
-            <w:r>
-              <w:t>Method</w:t>
-            </w:r>
-          </w:p>
-        </w:tc>
-        <w:tc>
-          <w:tcPr>
-            <w:tcW w:w="3005" w:type="dxa"/>
-          </w:tcPr>
-          <w:p>
-            <w:r>
-              <w:t xml:space="preserve">Endpoint </w:t>
-            </w:r>
-          </w:p>
-        </w:tc>
-        <w:tc>
-          <w:tcPr>
-            <w:tcW w:w="3006" w:type="dxa"/>
-          </w:tcPr>
-          <w:p>
-            <w:r>
-              <w:t>Purpose</w:t>
+        <w:tc>
+          <w:tcPr>
+            <w:tcW w:w="2051" w:type="dxa"/>
+          </w:tcPr>
+          <w:p>
+            <w:r>
+              <w:t xml:space="preserve">Gets a specific user full profile (including </w:t>
+            </w:r>
+            <w:proofErr w:type="spellStart"/>
+            <w:r>
+              <w:t>name,email,role</w:t>
+            </w:r>
+            <w:proofErr w:type="spellEnd"/>
+            <w:r>
+              <w:t xml:space="preserve">) </w:t>
+            </w:r>
+          </w:p>
+          <w:p>
+            <w:r>
+              <w:t xml:space="preserve">To populate dashboard </w:t>
+            </w:r>
+          </w:p>
+        </w:tc>
+        <w:tc>
+          <w:tcPr>
+            <w:tcW w:w="1830" w:type="dxa"/>
+          </w:tcPr>
+          <w:p>
+            <w:r>
+              <w:t xml:space="preserve">User/Owner </w:t>
             </w:r>
           </w:p>
         </w:tc>
       </w:tr>
       <w:tr>
-        <w:tc>
-          <w:tcPr>
-            <w:tcW w:w="3005" w:type="dxa"/>
-          </w:tcPr>
-          <w:p>
-            <w:r>
-              <w:t>GET</w:t>
-            </w:r>
-          </w:p>
-        </w:tc>
-        <w:tc>
-          <w:tcPr>
-            <w:tcW w:w="3005" w:type="dxa"/>
-          </w:tcPr>
-          <w:p>
-            <w:r>
-              <w:t>/</w:t>
-            </w:r>
-            <w:proofErr w:type="spellStart"/>
-            <w:r>
-              <w:t>tasks.json</w:t>
-            </w:r>
-            <w:proofErr w:type="spellEnd"/>
-          </w:p>
-        </w:tc>
-        <w:tc>
-          <w:tcPr>
-            <w:tcW w:w="3006" w:type="dxa"/>
-          </w:tcPr>
-          <w:p>
-            <w:r>
-              <w:t>Get tasks</w:t>
-            </w:r>
-          </w:p>
-        </w:tc>
-      </w:tr>
-      <w:tr>
-        <w:tc>
-          <w:tcPr>
-            <w:tcW w:w="3005" w:type="dxa"/>
-          </w:tcPr>
-          <w:p>
-            <w:r>
-              <w:t>GET</w:t>
-            </w:r>
-          </w:p>
-        </w:tc>
-        <w:tc>
-          <w:tcPr>
-            <w:tcW w:w="3005" w:type="dxa"/>
-          </w:tcPr>
-          <w:p>
-            <w:r>
-              <w:t>/tasks/{</w:t>
-            </w:r>
-            <w:proofErr w:type="spellStart"/>
-            <w:r>
-              <w:t>taskId</w:t>
-            </w:r>
-            <w:proofErr w:type="spellEnd"/>
-            <w:r>
-              <w:t>}.</w:t>
-            </w:r>
-            <w:proofErr w:type="spellStart"/>
-            <w:r>
-              <w:t>json</w:t>
-            </w:r>
-            <w:proofErr w:type="spellEnd"/>
-          </w:p>
-        </w:tc>
-        <w:tc>
-          <w:tcPr>
-            <w:tcW w:w="3006" w:type="dxa"/>
-          </w:tcPr>
-          <w:p>
-            <w:r>
-              <w:t>Get a specific task</w:t>
-            </w:r>
-          </w:p>
-        </w:tc>
-      </w:tr>
-      <w:tr>
-        <w:tc>
-          <w:tcPr>
-            <w:tcW w:w="3005" w:type="dxa"/>
-          </w:tcPr>
-          <w:p>
-            <w:r>
-              <w:t>POST</w:t>
-            </w:r>
-          </w:p>
-        </w:tc>
-        <w:tc>
-          <w:tcPr>
-            <w:tcW w:w="3005" w:type="dxa"/>
-          </w:tcPr>
-          <w:p>
-            <w:r>
-              <w:t>/</w:t>
-            </w:r>
-            <w:proofErr w:type="spellStart"/>
-            <w:r>
-              <w:t>tasks.json</w:t>
-            </w:r>
-            <w:proofErr w:type="spellEnd"/>
-          </w:p>
-        </w:tc>
-        <w:tc>
-          <w:tcPr>
-            <w:tcW w:w="3006" w:type="dxa"/>
-          </w:tcPr>
-          <w:p>
-            <w:pPr>
-              <w:tabs>
-                <w:tab w:val="left" w:pos="924"/>
-              </w:tabs>
-            </w:pPr>
-            <w:r>
-              <w:t>Create a task</w:t>
-            </w:r>
-          </w:p>
-        </w:tc>
-      </w:tr>
-      <w:tr>
-        <w:tc>
-          <w:tcPr>
-            <w:tcW w:w="3005" w:type="dxa"/>
-          </w:tcPr>
-          <w:p>
-            <w:r>
-              <w:t>PATCH</w:t>
-            </w:r>
-          </w:p>
-        </w:tc>
-        <w:tc>
-          <w:tcPr>
-            <w:tcW w:w="3005" w:type="dxa"/>
-          </w:tcPr>
-          <w:p>
-            <w:r>
-              <w:t>/tasks/{</w:t>
-            </w:r>
-            <w:proofErr w:type="spellStart"/>
-            <w:r>
-              <w:t>taskId</w:t>
-            </w:r>
-            <w:proofErr w:type="spellEnd"/>
-            <w:r>
-              <w:t>}.</w:t>
-            </w:r>
-            <w:proofErr w:type="spellStart"/>
-            <w:r>
-              <w:t>json</w:t>
-            </w:r>
-            <w:proofErr w:type="spellEnd"/>
-          </w:p>
-        </w:tc>
-        <w:tc>
-          <w:tcPr>
-            <w:tcW w:w="3006" w:type="dxa"/>
-          </w:tcPr>
-          <w:p>
-            <w:r>
-              <w:t>Update a task</w:t>
-            </w:r>
-          </w:p>
-        </w:tc>
-      </w:tr>
-      <w:tr>
-        <w:tc>
-          <w:tcPr>
-            <w:tcW w:w="3005" w:type="dxa"/>
-          </w:tcPr>
-          <w:p>
-            <w:r>
-              <w:t>DELETE</w:t>
-            </w:r>
-          </w:p>
-        </w:tc>
-        <w:tc>
-          <w:tcPr>
-            <w:tcW w:w="3005" w:type="dxa"/>
-          </w:tcPr>
-          <w:p>
-            <w:r>
-              <w:t>/tasks/{</w:t>
-            </w:r>
-            <w:proofErr w:type="spellStart"/>
-            <w:r>
-              <w:t>taskId</w:t>
-            </w:r>
-            <w:proofErr w:type="spellEnd"/>
-            <w:r>
-              <w:t>}.</w:t>
-            </w:r>
-            <w:proofErr w:type="spellStart"/>
-            <w:r>
-              <w:t>json</w:t>
-            </w:r>
-            <w:proofErr w:type="spellEnd"/>
-          </w:p>
-        </w:tc>
-        <w:tc>
-          <w:tcPr>
-            <w:tcW w:w="3006" w:type="dxa"/>
-          </w:tcPr>
-          <w:p>
-            <w:r>
-              <w:t>Delete a task</w:t>
-            </w:r>
-          </w:p>
-        </w:tc>
-      </w:tr>
-    </w:tbl>
-    <w:p/>
-    <w:p/>
-    <w:p>
-      <w:r>
-        <w:t>Support Requests</w:t>
-      </w:r>
-    </w:p>
-    <w:tbl>
-      <w:tblPr>
-        <w:tblStyle w:val="TableGrid"/>
-        <w:tblW w:w="0" w:type="auto"/>
-        <w:tblLook w:val="04A0" w:firstRow="1" w:lastRow="0" w:firstColumn="1" w:lastColumn="0" w:noHBand="0" w:noVBand="1"/>
-      </w:tblPr>
-      <w:tblGrid>
-        <w:gridCol w:w="2530"/>
-        <w:gridCol w:w="3786"/>
-        <w:gridCol w:w="2700"/>
-      </w:tblGrid>
-      <w:tr>
-        <w:tc>
-          <w:tcPr>
-            <w:tcW w:w="3005" w:type="dxa"/>
-          </w:tcPr>
-          <w:p>
-            <w:r>
-              <w:t>Method</w:t>
-            </w:r>
-          </w:p>
-        </w:tc>
-        <w:tc>
-          <w:tcPr>
-            <w:tcW w:w="3005" w:type="dxa"/>
-          </w:tcPr>
-          <w:p>
-            <w:r>
-              <w:t xml:space="preserve">Endpoint </w:t>
-            </w:r>
-          </w:p>
-        </w:tc>
-        <w:tc>
-          <w:tcPr>
-            <w:tcW w:w="3006" w:type="dxa"/>
-          </w:tcPr>
-          <w:p>
-            <w:r>
-              <w:t>Purpose</w:t>
-            </w:r>
-          </w:p>
-        </w:tc>
-      </w:tr>
-      <w:tr>
-        <w:tc>
-          <w:tcPr>
-            <w:tcW w:w="3005" w:type="dxa"/>
-          </w:tcPr>
-          <w:p>
-            <w:r>
-              <w:t>GET</w:t>
-            </w:r>
-          </w:p>
-        </w:tc>
-        <w:tc>
-          <w:tcPr>
-            <w:tcW w:w="3005" w:type="dxa"/>
-          </w:tcPr>
-          <w:p>
-            <w:r>
-              <w:t>/</w:t>
-            </w:r>
-            <w:proofErr w:type="spellStart"/>
-            <w:r>
-              <w:t>supportRequests.json</w:t>
-            </w:r>
-            <w:proofErr w:type="spellEnd"/>
-          </w:p>
-        </w:tc>
-        <w:tc>
-          <w:tcPr>
-            <w:tcW w:w="3006" w:type="dxa"/>
-          </w:tcPr>
-          <w:p>
-            <w:r>
-              <w:t>View support requests</w:t>
-            </w:r>
-          </w:p>
-        </w:tc>
-      </w:tr>
-      <w:tr>
-        <w:tc>
-          <w:tcPr>
-            <w:tcW w:w="3005" w:type="dxa"/>
-          </w:tcPr>
-          <w:p>
-            <w:r>
-              <w:t>GET</w:t>
-            </w:r>
-          </w:p>
-        </w:tc>
-        <w:tc>
-          <w:tcPr>
-            <w:tcW w:w="3005" w:type="dxa"/>
-          </w:tcPr>
-          <w:p>
-            <w:r>
-              <w:t>/</w:t>
-            </w:r>
-            <w:proofErr w:type="spellStart"/>
-            <w:r>
-              <w:t>supportRequests</w:t>
-            </w:r>
-            <w:proofErr w:type="spellEnd"/>
-            <w:r>
-              <w:t>/{</w:t>
-            </w:r>
-            <w:proofErr w:type="spellStart"/>
-            <w:r>
-              <w:t>requestId</w:t>
-            </w:r>
-            <w:proofErr w:type="spellEnd"/>
-            <w:r>
-              <w:t>}.</w:t>
-            </w:r>
-            <w:proofErr w:type="spellStart"/>
-            <w:r>
-              <w:t>json</w:t>
-            </w:r>
-            <w:proofErr w:type="spellEnd"/>
-          </w:p>
-        </w:tc>
-        <w:tc>
-          <w:tcPr>
-            <w:tcW w:w="3006" w:type="dxa"/>
-          </w:tcPr>
-          <w:p>
-            <w:r>
-              <w:t>View support requests</w:t>
-            </w:r>
-          </w:p>
-        </w:tc>
-      </w:tr>
-      <w:tr>
-        <w:tc>
-          <w:tcPr>
-            <w:tcW w:w="3005" w:type="dxa"/>
-          </w:tcPr>
-          <w:p>
-            <w:r>
-              <w:t>POST</w:t>
-            </w:r>
-          </w:p>
-        </w:tc>
-        <w:tc>
-          <w:tcPr>
-            <w:tcW w:w="3005" w:type="dxa"/>
-          </w:tcPr>
-          <w:p>
-            <w:r>
-              <w:t>/</w:t>
-            </w:r>
-            <w:proofErr w:type="spellStart"/>
-            <w:r>
-              <w:t>supportRequests.json</w:t>
-            </w:r>
-            <w:proofErr w:type="spellEnd"/>
-          </w:p>
-        </w:tc>
-        <w:tc>
-          <w:tcPr>
-            <w:tcW w:w="3006" w:type="dxa"/>
-          </w:tcPr>
-          <w:p>
-            <w:r>
-              <w:t>Submit a request</w:t>
-            </w:r>
-          </w:p>
-        </w:tc>
-      </w:tr>
-      <w:tr>
-        <w:tc>
-          <w:tcPr>
-            <w:tcW w:w="3005" w:type="dxa"/>
-          </w:tcPr>
-          <w:p>
-            <w:r>
-              <w:t>PATCH</w:t>
-            </w:r>
-          </w:p>
-        </w:tc>
-        <w:tc>
-          <w:tcPr>
-            <w:tcW w:w="3005" w:type="dxa"/>
-          </w:tcPr>
-          <w:p>
-            <w:pPr>
-              <w:tabs>
-                <w:tab w:val="left" w:pos="1031"/>
-              </w:tabs>
-            </w:pPr>
-            <w:r>
-              <w:t>/</w:t>
-            </w:r>
-            <w:proofErr w:type="spellStart"/>
-            <w:r>
-              <w:t>supportRequests</w:t>
-            </w:r>
-            <w:proofErr w:type="spellEnd"/>
-            <w:r>
-              <w:t>/{</w:t>
-            </w:r>
-            <w:proofErr w:type="spellStart"/>
-            <w:r>
-              <w:t>requestId</w:t>
-            </w:r>
-            <w:proofErr w:type="spellEnd"/>
-            <w:r>
-              <w:t>}.</w:t>
-            </w:r>
-            <w:proofErr w:type="spellStart"/>
-            <w:r>
-              <w:t>json</w:t>
-            </w:r>
-            <w:proofErr w:type="spellEnd"/>
-          </w:p>
-        </w:tc>
-        <w:tc>
-          <w:tcPr>
-            <w:tcW w:w="3006" w:type="dxa"/>
-          </w:tcPr>
-          <w:p>
-            <w:r>
-              <w:t>Update request/status</w:t>
-            </w:r>
-          </w:p>
-        </w:tc>
-      </w:tr>
-      <w:tr>
-        <w:tc>
-          <w:tcPr>
-            <w:tcW w:w="3005" w:type="dxa"/>
-          </w:tcPr>
-          <w:p>
-            <w:r>
-              <w:t>DELETE</w:t>
-            </w:r>
-          </w:p>
-        </w:tc>
-        <w:tc>
-          <w:tcPr>
-            <w:tcW w:w="3005" w:type="dxa"/>
-          </w:tcPr>
-          <w:p>
-            <w:r>
-              <w:t>/</w:t>
-            </w:r>
-            <w:proofErr w:type="spellStart"/>
-            <w:r>
-              <w:t>supportRequests</w:t>
-            </w:r>
-            <w:proofErr w:type="spellEnd"/>
-            <w:r>
-              <w:t>/{</w:t>
-            </w:r>
-            <w:proofErr w:type="spellStart"/>
-            <w:r>
-              <w:t>requestId</w:t>
-            </w:r>
-            <w:proofErr w:type="spellEnd"/>
-            <w:r>
-              <w:t>}.</w:t>
-            </w:r>
-            <w:proofErr w:type="spellStart"/>
-            <w:r>
-              <w:t>json</w:t>
-            </w:r>
-            <w:proofErr w:type="spellEnd"/>
-          </w:p>
-        </w:tc>
-        <w:tc>
-          <w:tcPr>
-            <w:tcW w:w="3006" w:type="dxa"/>
-          </w:tcPr>
-          <w:p>
-            <w:pPr>
-              <w:tabs>
-                <w:tab w:val="left" w:pos="942"/>
-              </w:tabs>
-            </w:pPr>
-            <w:r>
-              <w:t>Delete a request if permitted</w:t>
+        <w:trPr>
+          <w:trHeight w:val="831"/>
+        </w:trPr>
+        <w:tc>
+          <w:tcPr>
+            <w:tcW w:w="1818" w:type="dxa"/>
+          </w:tcPr>
+          <w:p>
+            <w:r>
+              <w:t xml:space="preserve">GET </w:t>
+            </w:r>
+          </w:p>
+        </w:tc>
+        <w:tc>
+          <w:tcPr>
+            <w:tcW w:w="3317" w:type="dxa"/>
+          </w:tcPr>
+          <w:p>
+            <w:r>
+              <w:t>/users/{</w:t>
+            </w:r>
+            <w:proofErr w:type="spellStart"/>
+            <w:r>
+              <w:t>userId</w:t>
+            </w:r>
+            <w:proofErr w:type="spellEnd"/>
+            <w:r>
+              <w:t>}/</w:t>
+            </w:r>
+            <w:proofErr w:type="spellStart"/>
+            <w:r>
+              <w:t>fullName</w:t>
+            </w:r>
+            <w:proofErr w:type="spellEnd"/>
+            <w:r>
+              <w:t>/Role</w:t>
+            </w:r>
+          </w:p>
+        </w:tc>
+        <w:tc>
+          <w:tcPr>
+            <w:tcW w:w="2051" w:type="dxa"/>
+          </w:tcPr>
+          <w:p>
+            <w:r>
+              <w:t>Get user/Assessor</w:t>
+            </w:r>
+            <w:r>
+              <w:br/>
+              <w:t>Role</w:t>
+            </w:r>
+          </w:p>
+        </w:tc>
+        <w:tc>
+          <w:tcPr>
+            <w:tcW w:w="1830" w:type="dxa"/>
+          </w:tcPr>
+          <w:p>
+            <w:r>
+              <w:t>User/Owner</w:t>
             </w:r>
           </w:p>
         </w:tc>
@@ -924,27 +706,214 @@
     <w:p/>
     <w:p/>
     <w:p/>
-    <w:p>
-      <w:r>
+    <w:p/>
+    <w:p/>
+    <w:p/>
+    <w:p/>
+    <w:p/>
+    <w:p/>
+    <w:p/>
+    <w:p>
+      <w:pPr>
+        <w:rPr>
+          <w:b/>
+          <w:bCs/>
+          <w:u w:val="single"/>
+        </w:rPr>
+      </w:pPr>
+      <w:r>
+        <w:rPr>
+          <w:b/>
+          <w:bCs/>
+          <w:u w:val="single"/>
+        </w:rPr>
         <w:lastRenderedPageBreak/>
-        <w:t>Announcements</w:t>
-      </w:r>
+        <w:t>Task</w:t>
+      </w:r>
+    </w:p>
+    <w:p>
+      <w:pPr>
+        <w:rPr>
+          <w:b/>
+          <w:bCs/>
+          <w:u w:val="single"/>
+        </w:rPr>
+      </w:pPr>
+      <w:r>
+        <w:rPr>
+          <w:b/>
+          <w:bCs/>
+          <w:u w:val="single"/>
+        </w:rPr>
+        <w:t xml:space="preserve">Data structure </w:t>
+      </w:r>
+    </w:p>
+    <w:p>
+      <w:r>
+        <w:t xml:space="preserve">/tasks </w:t>
+      </w:r>
+    </w:p>
+    <w:p>
+      <w:pPr>
+        <w:spacing w:after="0"/>
+      </w:pPr>
+      <w:r>
+        <w:t>└── {</w:t>
+      </w:r>
+      <w:proofErr w:type="spellStart"/>
+      <w:r>
+        <w:t>taskId</w:t>
+      </w:r>
+      <w:proofErr w:type="spellEnd"/>
+      <w:r>
+        <w:t xml:space="preserve">} </w:t>
+      </w:r>
+    </w:p>
+    <w:p>
+      <w:pPr>
+        <w:spacing w:after="0" w:line="240" w:lineRule="auto"/>
+        <w:rPr>
+          <w:rFonts w:ascii="MS Gothic" w:eastAsia="MS Gothic" w:hAnsi="MS Gothic" w:cs="MS Gothic"/>
+        </w:rPr>
+      </w:pPr>
+      <w:r>
+        <w:t xml:space="preserve">    </w:t>
+      </w:r>
+      <w:r>
+        <w:t>└</w:t>
+      </w:r>
+      <w:r>
+        <w:t xml:space="preserve">── </w:t>
+      </w:r>
+      <w:proofErr w:type="spellStart"/>
+      <w:r>
+        <w:t>userId</w:t>
+      </w:r>
+      <w:proofErr w:type="spellEnd"/>
+      <w:r>
+        <w:t xml:space="preserve"> </w:t>
+      </w:r>
+    </w:p>
+    <w:p>
+      <w:pPr>
+        <w:spacing w:after="0" w:line="240" w:lineRule="auto"/>
+        <w:rPr>
+          <w:rFonts w:ascii="MS Gothic" w:eastAsia="MS Gothic" w:hAnsi="MS Gothic" w:cs="MS Gothic"/>
+        </w:rPr>
+      </w:pPr>
+      <w:r>
+        <w:t xml:space="preserve">    </w:t>
+      </w:r>
+      <w:r>
+        <w:t>└</w:t>
+      </w:r>
+      <w:r>
+        <w:t xml:space="preserve">── title </w:t>
+      </w:r>
+    </w:p>
+    <w:p>
+      <w:pPr>
+        <w:spacing w:after="0" w:line="240" w:lineRule="auto"/>
+        <w:rPr>
+          <w:rFonts w:ascii="MS Gothic" w:eastAsia="MS Gothic" w:hAnsi="MS Gothic" w:cs="MS Gothic"/>
+        </w:rPr>
+      </w:pPr>
+      <w:r>
+        <w:t xml:space="preserve">    </w:t>
+      </w:r>
+      <w:r>
+        <w:t>└</w:t>
+      </w:r>
+      <w:r>
+        <w:t xml:space="preserve">── category </w:t>
+      </w:r>
+    </w:p>
+    <w:p>
+      <w:pPr>
+        <w:spacing w:after="0" w:line="240" w:lineRule="auto"/>
+        <w:rPr>
+          <w:rFonts w:ascii="MS Gothic" w:eastAsia="MS Gothic" w:hAnsi="MS Gothic" w:cs="MS Gothic"/>
+        </w:rPr>
+      </w:pPr>
+      <w:r>
+        <w:t xml:space="preserve">    </w:t>
+      </w:r>
+      <w:r>
+        <w:t>└</w:t>
+      </w:r>
+      <w:r>
+        <w:t xml:space="preserve">── </w:t>
+      </w:r>
+      <w:proofErr w:type="spellStart"/>
+      <w:r>
+        <w:t>dueDate</w:t>
+      </w:r>
+      <w:proofErr w:type="spellEnd"/>
+      <w:r>
+        <w:t xml:space="preserve"> </w:t>
+      </w:r>
+    </w:p>
+    <w:p>
+      <w:pPr>
+        <w:spacing w:after="0" w:line="240" w:lineRule="auto"/>
+      </w:pPr>
+      <w:r>
+        <w:t xml:space="preserve">    </w:t>
+      </w:r>
+      <w:r>
+        <w:t>└</w:t>
+      </w:r>
+      <w:r>
+        <w:t xml:space="preserve">── priority </w:t>
+      </w:r>
+    </w:p>
+    <w:p>
+      <w:pPr>
+        <w:spacing w:after="0" w:line="240" w:lineRule="auto"/>
+        <w:rPr>
+          <w:b/>
+          <w:bCs/>
+          <w:u w:val="single"/>
+        </w:rPr>
+      </w:pPr>
+      <w:r>
+        <w:t xml:space="preserve">    </w:t>
+      </w:r>
+      <w:r>
+        <w:t>└</w:t>
+      </w:r>
+      <w:r>
+        <w:t>── completed</w:t>
+      </w:r>
+    </w:p>
+    <w:p>
+      <w:pPr>
+        <w:rPr>
+          <w:b/>
+          <w:bCs/>
+          <w:u w:val="single"/>
+        </w:rPr>
+      </w:pPr>
     </w:p>
     <w:tbl>
       <w:tblPr>
         <w:tblStyle w:val="TableGrid"/>
         <w:tblW w:w="0" w:type="auto"/>
+        <w:tblInd w:w="-741" w:type="dxa"/>
         <w:tblLook w:val="04A0" w:firstRow="1" w:lastRow="0" w:firstColumn="1" w:lastColumn="0" w:noHBand="0" w:noVBand="1"/>
       </w:tblPr>
       <w:tblGrid>
-        <w:gridCol w:w="2046"/>
-        <w:gridCol w:w="4489"/>
-        <w:gridCol w:w="2481"/>
+        <w:gridCol w:w="3234"/>
+        <w:gridCol w:w="3234"/>
+        <w:gridCol w:w="3235"/>
       </w:tblGrid>
       <w:tr>
-        <w:tc>
-          <w:tcPr>
-            <w:tcW w:w="3005" w:type="dxa"/>
+        <w:trPr>
+          <w:trHeight w:val="367"/>
+        </w:trPr>
+        <w:tc>
+          <w:tcPr>
+            <w:tcW w:w="3234" w:type="dxa"/>
           </w:tcPr>
           <w:p>
             <w:r>
@@ -954,7 +923,7 @@
         </w:tc>
         <w:tc>
           <w:tcPr>
-            <w:tcW w:w="3005" w:type="dxa"/>
+            <w:tcW w:w="3234" w:type="dxa"/>
           </w:tcPr>
           <w:p>
             <w:r>
@@ -964,7 +933,7 @@
         </w:tc>
         <w:tc>
           <w:tcPr>
-            <w:tcW w:w="3006" w:type="dxa"/>
+            <w:tcW w:w="3235" w:type="dxa"/>
           </w:tcPr>
           <w:p>
             <w:r>
@@ -974,136 +943,245 @@
         </w:tc>
       </w:tr>
       <w:tr>
-        <w:tc>
-          <w:tcPr>
-            <w:tcW w:w="3005" w:type="dxa"/>
-          </w:tcPr>
-          <w:p>
-            <w:r>
-              <w:t>GET</w:t>
-            </w:r>
-          </w:p>
-        </w:tc>
-        <w:tc>
-          <w:tcPr>
-            <w:tcW w:w="3005" w:type="dxa"/>
-          </w:tcPr>
-          <w:p>
-            <w:r>
-              <w:t>/</w:t>
-            </w:r>
-            <w:proofErr w:type="spellStart"/>
-            <w:r>
-              <w:t>announcements.json</w:t>
-            </w:r>
-            <w:proofErr w:type="spellEnd"/>
-          </w:p>
-        </w:tc>
-        <w:tc>
-          <w:tcPr>
-            <w:tcW w:w="3006" w:type="dxa"/>
-          </w:tcPr>
-          <w:p>
-            <w:pPr>
-              <w:ind w:firstLine="720"/>
-            </w:pPr>
-            <w:r>
-              <w:t>View announcements</w:t>
-            </w:r>
-          </w:p>
-        </w:tc>
-      </w:tr>
-      <w:tr>
-        <w:tc>
-          <w:tcPr>
-            <w:tcW w:w="3005" w:type="dxa"/>
-          </w:tcPr>
-          <w:p>
-            <w:r>
-              <w:t xml:space="preserve">POST </w:t>
-            </w:r>
-          </w:p>
-        </w:tc>
-        <w:tc>
-          <w:tcPr>
-            <w:tcW w:w="3005" w:type="dxa"/>
-          </w:tcPr>
-          <w:p>
-            <w:r>
-              <w:t>/</w:t>
-            </w:r>
-            <w:proofErr w:type="spellStart"/>
-            <w:r>
-              <w:t>announcements.json</w:t>
-            </w:r>
-            <w:proofErr w:type="spellEnd"/>
-          </w:p>
-        </w:tc>
-        <w:tc>
-          <w:tcPr>
-            <w:tcW w:w="3006" w:type="dxa"/>
-          </w:tcPr>
-          <w:p>
-            <w:r>
-              <w:t>Create announcement</w:t>
-            </w:r>
-          </w:p>
-        </w:tc>
-      </w:tr>
-      <w:tr>
-        <w:tc>
-          <w:tcPr>
-            <w:tcW w:w="3005" w:type="dxa"/>
-          </w:tcPr>
-          <w:p>
-            <w:r>
-              <w:t xml:space="preserve">PATCH </w:t>
-            </w:r>
-          </w:p>
-        </w:tc>
-        <w:tc>
-          <w:tcPr>
-            <w:tcW w:w="3005" w:type="dxa"/>
-          </w:tcPr>
-          <w:p>
-            <w:r>
-              <w:t>/announcements/{</w:t>
-            </w:r>
-            <w:proofErr w:type="spellStart"/>
-            <w:r>
-              <w:t>announcementId</w:t>
-            </w:r>
-            <w:proofErr w:type="spellEnd"/>
-            <w:r>
-              <w:t>}.</w:t>
-            </w:r>
-            <w:proofErr w:type="spellStart"/>
-            <w:r>
-              <w:t>json</w:t>
-            </w:r>
-            <w:proofErr w:type="spellEnd"/>
-          </w:p>
-        </w:tc>
-        <w:tc>
-          <w:tcPr>
-            <w:tcW w:w="3006" w:type="dxa"/>
+        <w:trPr>
+          <w:trHeight w:val="612"/>
+        </w:trPr>
+        <w:tc>
+          <w:tcPr>
+            <w:tcW w:w="3234" w:type="dxa"/>
           </w:tcPr>
           <w:p>
             <w:pPr>
               <w:jc w:val="center"/>
             </w:pPr>
             <w:r>
-              <w:t>Update announcement</w:t>
+              <w:t>POST</w:t>
+            </w:r>
+          </w:p>
+        </w:tc>
+        <w:tc>
+          <w:tcPr>
+            <w:tcW w:w="3234" w:type="dxa"/>
+          </w:tcPr>
+          <w:p>
+            <w:pPr>
+              <w:jc w:val="center"/>
+            </w:pPr>
+            <w:r>
+              <w:t>/tasks</w:t>
+            </w:r>
+          </w:p>
+        </w:tc>
+        <w:tc>
+          <w:tcPr>
+            <w:tcW w:w="3235" w:type="dxa"/>
+          </w:tcPr>
+          <w:p>
+            <w:pPr>
+              <w:jc w:val="center"/>
+            </w:pPr>
+            <w:r>
+              <w:t>Create a task</w:t>
             </w:r>
           </w:p>
         </w:tc>
       </w:tr>
       <w:tr>
-        <w:tc>
-          <w:tcPr>
-            <w:tcW w:w="3005" w:type="dxa"/>
-          </w:tcPr>
-          <w:p>
+        <w:trPr>
+          <w:trHeight w:val="692"/>
+        </w:trPr>
+        <w:tc>
+          <w:tcPr>
+            <w:tcW w:w="3234" w:type="dxa"/>
+          </w:tcPr>
+          <w:p>
+            <w:pPr>
+              <w:jc w:val="center"/>
+            </w:pPr>
+            <w:r>
+              <w:t>GET</w:t>
+            </w:r>
+          </w:p>
+        </w:tc>
+        <w:tc>
+          <w:tcPr>
+            <w:tcW w:w="3234" w:type="dxa"/>
+          </w:tcPr>
+          <w:p>
+            <w:pPr>
+              <w:jc w:val="center"/>
+            </w:pPr>
+            <w:r>
+              <w:t>/tasks</w:t>
+            </w:r>
+          </w:p>
+        </w:tc>
+        <w:tc>
+          <w:tcPr>
+            <w:tcW w:w="3235" w:type="dxa"/>
+          </w:tcPr>
+          <w:p>
+            <w:pPr>
+              <w:jc w:val="center"/>
+            </w:pPr>
+            <w:r>
+              <w:t>Get</w:t>
+            </w:r>
+            <w:r>
+              <w:t xml:space="preserve"> a task for a user</w:t>
+            </w:r>
+          </w:p>
+        </w:tc>
+      </w:tr>
+      <w:tr>
+        <w:trPr>
+          <w:trHeight w:val="688"/>
+        </w:trPr>
+        <w:tc>
+          <w:tcPr>
+            <w:tcW w:w="3234" w:type="dxa"/>
+          </w:tcPr>
+          <w:p>
+            <w:pPr>
+              <w:jc w:val="center"/>
+            </w:pPr>
+            <w:r>
+              <w:t xml:space="preserve">GET </w:t>
+            </w:r>
+          </w:p>
+        </w:tc>
+        <w:tc>
+          <w:tcPr>
+            <w:tcW w:w="3234" w:type="dxa"/>
+          </w:tcPr>
+          <w:p>
+            <w:pPr>
+              <w:jc w:val="center"/>
+            </w:pPr>
+            <w:r>
+              <w:t>/tasks</w:t>
+            </w:r>
+            <w:r>
+              <w:t>/{</w:t>
+            </w:r>
+            <w:proofErr w:type="spellStart"/>
+            <w:r>
+              <w:t>taskId</w:t>
+            </w:r>
+            <w:proofErr w:type="spellEnd"/>
+            <w:r>
+              <w:t>}</w:t>
+            </w:r>
+          </w:p>
+        </w:tc>
+        <w:tc>
+          <w:tcPr>
+            <w:tcW w:w="3235" w:type="dxa"/>
+          </w:tcPr>
+          <w:p>
+            <w:pPr>
+              <w:tabs>
+                <w:tab w:val="left" w:pos="924"/>
+              </w:tabs>
+              <w:jc w:val="center"/>
+            </w:pPr>
+            <w:r>
+              <w:t xml:space="preserve">Goes into a specific users task to populate their specific </w:t>
+            </w:r>
+            <w:proofErr w:type="spellStart"/>
+            <w:r>
+              <w:t>tablethis</w:t>
+            </w:r>
+            <w:proofErr w:type="spellEnd"/>
+            <w:r>
+              <w:t xml:space="preserve"> includes(</w:t>
+            </w:r>
+            <w:proofErr w:type="spellStart"/>
+            <w:r>
+              <w:t>title,catergory,due</w:t>
+            </w:r>
+            <w:proofErr w:type="spellEnd"/>
+            <w:r>
+              <w:t xml:space="preserve"> </w:t>
+            </w:r>
+            <w:proofErr w:type="spellStart"/>
+            <w:r>
+              <w:t>date,priotity,</w:t>
+            </w:r>
+            <w:r>
+              <w:t>completed</w:t>
+            </w:r>
+            <w:proofErr w:type="spellEnd"/>
+            <w:r>
+              <w:t>)</w:t>
+            </w:r>
+          </w:p>
+        </w:tc>
+      </w:tr>
+      <w:tr>
+        <w:trPr>
+          <w:trHeight w:val="854"/>
+        </w:trPr>
+        <w:tc>
+          <w:tcPr>
+            <w:tcW w:w="3234" w:type="dxa"/>
+          </w:tcPr>
+          <w:p>
+            <w:pPr>
+              <w:jc w:val="center"/>
+            </w:pPr>
+            <w:r>
+              <w:t>PATCH</w:t>
+            </w:r>
+          </w:p>
+        </w:tc>
+        <w:tc>
+          <w:tcPr>
+            <w:tcW w:w="3234" w:type="dxa"/>
+          </w:tcPr>
+          <w:p>
+            <w:pPr>
+              <w:jc w:val="center"/>
+            </w:pPr>
+            <w:r>
+              <w:t>/tasks/{</w:t>
+            </w:r>
+            <w:proofErr w:type="spellStart"/>
+            <w:r>
+              <w:t>taskId</w:t>
+            </w:r>
+            <w:proofErr w:type="spellEnd"/>
+            <w:r>
+              <w:t>}</w:t>
+            </w:r>
+          </w:p>
+        </w:tc>
+        <w:tc>
+          <w:tcPr>
+            <w:tcW w:w="3235" w:type="dxa"/>
+          </w:tcPr>
+          <w:p>
+            <w:pPr>
+              <w:jc w:val="center"/>
+            </w:pPr>
+            <w:r>
+              <w:t>Update a task</w:t>
+            </w:r>
+          </w:p>
+        </w:tc>
+      </w:tr>
+      <w:tr>
+        <w:trPr>
+          <w:trHeight w:val="696"/>
+        </w:trPr>
+        <w:tc>
+          <w:tcPr>
+            <w:tcW w:w="3234" w:type="dxa"/>
+          </w:tcPr>
+          <w:p>
+            <w:pPr>
+              <w:jc w:val="center"/>
+            </w:pPr>
             <w:r>
               <w:t>DELETE</w:t>
             </w:r>
@@ -1111,34 +1189,35 @@
         </w:tc>
         <w:tc>
           <w:tcPr>
-            <w:tcW w:w="3005" w:type="dxa"/>
-          </w:tcPr>
-          <w:p>
-            <w:r>
-              <w:t>/announcements/{</w:t>
-            </w:r>
-            <w:proofErr w:type="spellStart"/>
-            <w:r>
-              <w:t>announcementId</w:t>
-            </w:r>
-            <w:proofErr w:type="spellEnd"/>
-            <w:r>
-              <w:t>}.</w:t>
-            </w:r>
-            <w:proofErr w:type="spellStart"/>
-            <w:r>
-              <w:t>json</w:t>
-            </w:r>
-            <w:proofErr w:type="spellEnd"/>
-          </w:p>
-        </w:tc>
-        <w:tc>
-          <w:tcPr>
-            <w:tcW w:w="3006" w:type="dxa"/>
-          </w:tcPr>
-          <w:p>
-            <w:r>
-              <w:t>Delete announcement</w:t>
+            <w:tcW w:w="3234" w:type="dxa"/>
+          </w:tcPr>
+          <w:p>
+            <w:pPr>
+              <w:jc w:val="center"/>
+            </w:pPr>
+            <w:r>
+              <w:t>/tasks/{</w:t>
+            </w:r>
+            <w:proofErr w:type="spellStart"/>
+            <w:r>
+              <w:t>taskId</w:t>
+            </w:r>
+            <w:proofErr w:type="spellEnd"/>
+            <w:r>
+              <w:t>}</w:t>
+            </w:r>
+          </w:p>
+        </w:tc>
+        <w:tc>
+          <w:tcPr>
+            <w:tcW w:w="3235" w:type="dxa"/>
+          </w:tcPr>
+          <w:p>
+            <w:pPr>
+              <w:jc w:val="center"/>
+            </w:pPr>
+            <w:r>
+              <w:t>Delete a task</w:t>
             </w:r>
           </w:p>
         </w:tc>
@@ -1146,26 +1225,219 @@
     </w:tbl>
     <w:p/>
     <w:p/>
-    <w:p>
-      <w:r>
-        <w:t xml:space="preserve">Game Results </w:t>
+    <w:p/>
+    <w:p/>
+    <w:p/>
+    <w:p/>
+    <w:p/>
+    <w:p/>
+    <w:p/>
+    <w:p/>
+    <w:p>
+      <w:pPr>
+        <w:rPr>
+          <w:b/>
+          <w:bCs/>
+          <w:u w:val="single"/>
+        </w:rPr>
+      </w:pPr>
+      <w:r>
+        <w:rPr>
+          <w:b/>
+          <w:bCs/>
+          <w:u w:val="single"/>
+        </w:rPr>
+        <w:lastRenderedPageBreak/>
+        <w:t>Support Requests</w:t>
+      </w:r>
+    </w:p>
+    <w:p>
+      <w:pPr>
+        <w:rPr>
+          <w:b/>
+          <w:bCs/>
+          <w:u w:val="single"/>
+        </w:rPr>
+      </w:pPr>
+      <w:r>
+        <w:rPr>
+          <w:b/>
+          <w:bCs/>
+          <w:u w:val="single"/>
+        </w:rPr>
+        <w:t xml:space="preserve">Data structure </w:t>
+      </w:r>
+    </w:p>
+    <w:p>
+      <w:r>
+        <w:t>/</w:t>
+      </w:r>
+      <w:proofErr w:type="spellStart"/>
+      <w:r>
+        <w:t>supportRequests</w:t>
+      </w:r>
+      <w:proofErr w:type="spellEnd"/>
+      <w:r>
+        <w:t xml:space="preserve"> </w:t>
+      </w:r>
+    </w:p>
+    <w:p>
+      <w:pPr>
+        <w:rPr>
+          <w:rFonts w:ascii="MS Gothic" w:eastAsia="MS Gothic" w:hAnsi="MS Gothic" w:cs="MS Gothic"/>
+        </w:rPr>
+      </w:pPr>
+      <w:r>
+        <w:t>└── {</w:t>
+      </w:r>
+      <w:proofErr w:type="spellStart"/>
+      <w:r>
+        <w:t>requestId</w:t>
+      </w:r>
+      <w:proofErr w:type="spellEnd"/>
+      <w:r>
+        <w:t xml:space="preserve">} </w:t>
+      </w:r>
+    </w:p>
+    <w:p>
+      <w:pPr>
+        <w:spacing w:after="0" w:line="240" w:lineRule="auto"/>
+        <w:rPr>
+          <w:rFonts w:ascii="MS Gothic" w:eastAsia="MS Gothic" w:hAnsi="MS Gothic" w:cs="MS Gothic"/>
+        </w:rPr>
+      </w:pPr>
+      <w:r>
+        <w:t xml:space="preserve">     </w:t>
+      </w:r>
+      <w:r>
+        <w:t>└</w:t>
+      </w:r>
+      <w:r>
+        <w:t xml:space="preserve">── </w:t>
+      </w:r>
+      <w:proofErr w:type="spellStart"/>
+      <w:r>
+        <w:t>userId</w:t>
+      </w:r>
+      <w:proofErr w:type="spellEnd"/>
+      <w:r>
+        <w:t xml:space="preserve"> </w:t>
+      </w:r>
+    </w:p>
+    <w:p>
+      <w:pPr>
+        <w:spacing w:after="0" w:line="240" w:lineRule="auto"/>
+        <w:rPr>
+          <w:rFonts w:ascii="MS Gothic" w:eastAsia="MS Gothic" w:hAnsi="MS Gothic" w:cs="MS Gothic"/>
+        </w:rPr>
+      </w:pPr>
+      <w:r>
+        <w:t xml:space="preserve">     </w:t>
+      </w:r>
+      <w:r>
+        <w:t>└</w:t>
+      </w:r>
+      <w:r>
+        <w:t xml:space="preserve">── topic </w:t>
+      </w:r>
+    </w:p>
+    <w:p>
+      <w:pPr>
+        <w:spacing w:after="0" w:line="240" w:lineRule="auto"/>
+        <w:rPr>
+          <w:rFonts w:ascii="MS Gothic" w:eastAsia="MS Gothic" w:hAnsi="MS Gothic" w:cs="MS Gothic"/>
+        </w:rPr>
+      </w:pPr>
+      <w:r>
+        <w:t xml:space="preserve">     </w:t>
+      </w:r>
+      <w:r>
+        <w:t>└</w:t>
+      </w:r>
+      <w:r>
+        <w:t xml:space="preserve">── </w:t>
+      </w:r>
+      <w:proofErr w:type="spellStart"/>
+      <w:r>
+        <w:t>preferredDate</w:t>
+      </w:r>
+      <w:proofErr w:type="spellEnd"/>
+      <w:r>
+        <w:t xml:space="preserve"> </w:t>
+      </w:r>
+    </w:p>
+    <w:p>
+      <w:pPr>
+        <w:spacing w:after="0" w:line="240" w:lineRule="auto"/>
+        <w:rPr>
+          <w:rFonts w:ascii="MS Gothic" w:eastAsia="MS Gothic" w:hAnsi="MS Gothic" w:cs="MS Gothic"/>
+        </w:rPr>
+      </w:pPr>
+      <w:r>
+        <w:t xml:space="preserve">     </w:t>
+      </w:r>
+      <w:r>
+        <w:t>└</w:t>
+      </w:r>
+      <w:r>
+        <w:t xml:space="preserve">── preferredTime </w:t>
+      </w:r>
+    </w:p>
+    <w:p>
+      <w:pPr>
+        <w:spacing w:after="0" w:line="240" w:lineRule="auto"/>
+      </w:pPr>
+      <w:r>
+        <w:t xml:space="preserve">      </w:t>
+      </w:r>
+      <w:r>
+        <w:t>└</w:t>
+      </w:r>
+      <w:r>
+        <w:t>── stat</w:t>
+      </w:r>
+      <w:r>
+        <w:t>u</w:t>
+      </w:r>
+      <w:r>
+        <w:t xml:space="preserve">s </w:t>
+      </w:r>
+    </w:p>
+    <w:p>
+      <w:pPr>
+        <w:spacing w:line="240" w:lineRule="auto"/>
+        <w:rPr>
+          <w:b/>
+          <w:bCs/>
+          <w:u w:val="single"/>
+        </w:rPr>
+      </w:pPr>
+      <w:r>
+        <w:t xml:space="preserve">      </w:t>
+      </w:r>
+      <w:r>
+        <w:t>└── reason</w:t>
       </w:r>
     </w:p>
     <w:tbl>
       <w:tblPr>
         <w:tblStyle w:val="TableGrid"/>
-        <w:tblW w:w="0" w:type="auto"/>
+        <w:tblW w:w="10096" w:type="dxa"/>
+        <w:tblInd w:w="-332" w:type="dxa"/>
         <w:tblLook w:val="04A0" w:firstRow="1" w:lastRow="0" w:firstColumn="1" w:lastColumn="0" w:noHBand="0" w:noVBand="1"/>
       </w:tblPr>
       <w:tblGrid>
-        <w:gridCol w:w="2933"/>
-        <w:gridCol w:w="3147"/>
-        <w:gridCol w:w="2936"/>
+        <w:gridCol w:w="2028"/>
+        <w:gridCol w:w="3686"/>
+        <w:gridCol w:w="4382"/>
       </w:tblGrid>
       <w:tr>
-        <w:tc>
-          <w:tcPr>
-            <w:tcW w:w="3005" w:type="dxa"/>
+        <w:trPr>
+          <w:trHeight w:val="841"/>
+        </w:trPr>
+        <w:tc>
+          <w:tcPr>
+            <w:tcW w:w="2028" w:type="dxa"/>
           </w:tcPr>
           <w:p>
             <w:r>
@@ -1175,7 +1447,7 @@
         </w:tc>
         <w:tc>
           <w:tcPr>
-            <w:tcW w:w="3005" w:type="dxa"/>
+            <w:tcW w:w="3686" w:type="dxa"/>
           </w:tcPr>
           <w:p>
             <w:r>
@@ -1185,7 +1457,7 @@
         </w:tc>
         <w:tc>
           <w:tcPr>
-            <w:tcW w:w="3006" w:type="dxa"/>
+            <w:tcW w:w="4382" w:type="dxa"/>
           </w:tcPr>
           <w:p>
             <w:r>
@@ -1195,9 +1467,12 @@
         </w:tc>
       </w:tr>
       <w:tr>
-        <w:tc>
-          <w:tcPr>
-            <w:tcW w:w="3005" w:type="dxa"/>
+        <w:trPr>
+          <w:trHeight w:val="886"/>
+        </w:trPr>
+        <w:tc>
+          <w:tcPr>
+            <w:tcW w:w="2028" w:type="dxa"/>
           </w:tcPr>
           <w:p>
             <w:r>
@@ -1207,7 +1482,7 @@
         </w:tc>
         <w:tc>
           <w:tcPr>
-            <w:tcW w:w="3005" w:type="dxa"/>
+            <w:tcW w:w="3686" w:type="dxa"/>
           </w:tcPr>
           <w:p>
             <w:r>
@@ -1215,36 +1490,39 @@
             </w:r>
             <w:proofErr w:type="spellStart"/>
             <w:r>
-              <w:t>gameResults.json</w:t>
-            </w:r>
-            <w:proofErr w:type="spellEnd"/>
-          </w:p>
-        </w:tc>
-        <w:tc>
-          <w:tcPr>
-            <w:tcW w:w="3006" w:type="dxa"/>
-          </w:tcPr>
-          <w:p>
-            <w:r>
-              <w:t>View game results</w:t>
+              <w:t>supportRequests</w:t>
+            </w:r>
+            <w:proofErr w:type="spellEnd"/>
+          </w:p>
+        </w:tc>
+        <w:tc>
+          <w:tcPr>
+            <w:tcW w:w="4382" w:type="dxa"/>
+          </w:tcPr>
+          <w:p>
+            <w:r>
+              <w:t>View support requests</w:t>
             </w:r>
           </w:p>
         </w:tc>
       </w:tr>
       <w:tr>
-        <w:tc>
-          <w:tcPr>
-            <w:tcW w:w="3005" w:type="dxa"/>
-          </w:tcPr>
-          <w:p>
-            <w:r>
-              <w:t>POST</w:t>
-            </w:r>
-          </w:p>
-        </w:tc>
-        <w:tc>
-          <w:tcPr>
-            <w:tcW w:w="3005" w:type="dxa"/>
+        <w:trPr>
+          <w:trHeight w:val="841"/>
+        </w:trPr>
+        <w:tc>
+          <w:tcPr>
+            <w:tcW w:w="2028" w:type="dxa"/>
+          </w:tcPr>
+          <w:p>
+            <w:r>
+              <w:t>GET</w:t>
+            </w:r>
+          </w:p>
+        </w:tc>
+        <w:tc>
+          <w:tcPr>
+            <w:tcW w:w="3686" w:type="dxa"/>
           </w:tcPr>
           <w:p>
             <w:r>
@@ -1252,36 +1530,79 @@
             </w:r>
             <w:proofErr w:type="spellStart"/>
             <w:r>
-              <w:t>gameResults.json</w:t>
-            </w:r>
-            <w:proofErr w:type="spellEnd"/>
-          </w:p>
-        </w:tc>
-        <w:tc>
-          <w:tcPr>
-            <w:tcW w:w="3006" w:type="dxa"/>
-          </w:tcPr>
-          <w:p>
-            <w:r>
-              <w:t>Save a game result</w:t>
+              <w:t>supportRequests</w:t>
+            </w:r>
+            <w:proofErr w:type="spellEnd"/>
+            <w:r>
+              <w:t>/{</w:t>
+            </w:r>
+            <w:proofErr w:type="spellStart"/>
+            <w:r>
+              <w:t>requestId</w:t>
+            </w:r>
+            <w:proofErr w:type="spellEnd"/>
+            <w:r>
+              <w:t>}</w:t>
+            </w:r>
+          </w:p>
+        </w:tc>
+        <w:tc>
+          <w:tcPr>
+            <w:tcW w:w="4382" w:type="dxa"/>
+          </w:tcPr>
+          <w:p>
+            <w:r>
+              <w:t>View support requests</w:t>
+            </w:r>
+            <w:r>
+              <w:t xml:space="preserve"> this will allow the user/Assessor to </w:t>
+            </w:r>
+            <w:proofErr w:type="spellStart"/>
+            <w:r>
+              <w:t>hhave</w:t>
+            </w:r>
+            <w:proofErr w:type="spellEnd"/>
+            <w:r>
+              <w:t xml:space="preserve"> access to things such as(</w:t>
+            </w:r>
+            <w:proofErr w:type="spellStart"/>
+            <w:r>
+              <w:t>Topic,prefferrredDate</w:t>
+            </w:r>
+            <w:proofErr w:type="spellEnd"/>
+            <w:r>
+              <w:t>,</w:t>
+            </w:r>
+          </w:p>
+          <w:p>
+            <w:proofErr w:type="spellStart"/>
+            <w:r>
+              <w:t>prefferedTime,status,reason</w:t>
+            </w:r>
+            <w:proofErr w:type="spellEnd"/>
+            <w:r>
+              <w:t>)</w:t>
             </w:r>
           </w:p>
         </w:tc>
       </w:tr>
       <w:tr>
-        <w:tc>
-          <w:tcPr>
-            <w:tcW w:w="3005" w:type="dxa"/>
-          </w:tcPr>
-          <w:p>
-            <w:r>
-              <w:t>GET</w:t>
-            </w:r>
-          </w:p>
-        </w:tc>
-        <w:tc>
-          <w:tcPr>
-            <w:tcW w:w="3005" w:type="dxa"/>
+        <w:trPr>
+          <w:trHeight w:val="841"/>
+        </w:trPr>
+        <w:tc>
+          <w:tcPr>
+            <w:tcW w:w="2028" w:type="dxa"/>
+          </w:tcPr>
+          <w:p>
+            <w:r>
+              <w:t>POST</w:t>
+            </w:r>
+          </w:p>
+        </w:tc>
+        <w:tc>
+          <w:tcPr>
+            <w:tcW w:w="3686" w:type="dxa"/>
           </w:tcPr>
           <w:p>
             <w:r>
@@ -1289,7 +1610,52 @@
             </w:r>
             <w:proofErr w:type="spellStart"/>
             <w:r>
-              <w:t>gameResults</w:t>
+              <w:t>supportRequests</w:t>
+            </w:r>
+            <w:proofErr w:type="spellEnd"/>
+          </w:p>
+        </w:tc>
+        <w:tc>
+          <w:tcPr>
+            <w:tcW w:w="4382" w:type="dxa"/>
+          </w:tcPr>
+          <w:p>
+            <w:r>
+              <w:t>Submit a request</w:t>
+            </w:r>
+          </w:p>
+        </w:tc>
+      </w:tr>
+      <w:tr>
+        <w:trPr>
+          <w:trHeight w:val="841"/>
+        </w:trPr>
+        <w:tc>
+          <w:tcPr>
+            <w:tcW w:w="2028" w:type="dxa"/>
+          </w:tcPr>
+          <w:p>
+            <w:r>
+              <w:t>PATCH</w:t>
+            </w:r>
+          </w:p>
+        </w:tc>
+        <w:tc>
+          <w:tcPr>
+            <w:tcW w:w="3686" w:type="dxa"/>
+          </w:tcPr>
+          <w:p>
+            <w:pPr>
+              <w:tabs>
+                <w:tab w:val="left" w:pos="1031"/>
+              </w:tabs>
+            </w:pPr>
+            <w:r>
+              <w:t>/</w:t>
+            </w:r>
+            <w:proofErr w:type="spellStart"/>
+            <w:r>
+              <w:t>supportRequests</w:t>
             </w:r>
             <w:proofErr w:type="spellEnd"/>
             <w:r>
@@ -1297,26 +1663,77 @@
             </w:r>
             <w:proofErr w:type="spellStart"/>
             <w:r>
-              <w:t>resultId</w:t>
-            </w:r>
-            <w:proofErr w:type="spellEnd"/>
-            <w:r>
-              <w:t>}.</w:t>
-            </w:r>
-            <w:proofErr w:type="spellStart"/>
-            <w:r>
-              <w:t>json</w:t>
-            </w:r>
-            <w:proofErr w:type="spellEnd"/>
-          </w:p>
-        </w:tc>
-        <w:tc>
-          <w:tcPr>
-            <w:tcW w:w="3006" w:type="dxa"/>
-          </w:tcPr>
-          <w:p>
-            <w:r>
-              <w:t>View a specific result</w:t>
+              <w:t>requestId</w:t>
+            </w:r>
+            <w:proofErr w:type="spellEnd"/>
+            <w:r>
+              <w:t>}</w:t>
+            </w:r>
+          </w:p>
+        </w:tc>
+        <w:tc>
+          <w:tcPr>
+            <w:tcW w:w="4382" w:type="dxa"/>
+          </w:tcPr>
+          <w:p>
+            <w:r>
+              <w:t>Update request/status</w:t>
+            </w:r>
+          </w:p>
+        </w:tc>
+      </w:tr>
+      <w:tr>
+        <w:trPr>
+          <w:trHeight w:val="843"/>
+        </w:trPr>
+        <w:tc>
+          <w:tcPr>
+            <w:tcW w:w="2028" w:type="dxa"/>
+          </w:tcPr>
+          <w:p>
+            <w:r>
+              <w:t>DELETE</w:t>
+            </w:r>
+          </w:p>
+        </w:tc>
+        <w:tc>
+          <w:tcPr>
+            <w:tcW w:w="3686" w:type="dxa"/>
+          </w:tcPr>
+          <w:p>
+            <w:r>
+              <w:t>/</w:t>
+            </w:r>
+            <w:proofErr w:type="spellStart"/>
+            <w:r>
+              <w:t>supportRequests</w:t>
+            </w:r>
+            <w:proofErr w:type="spellEnd"/>
+            <w:r>
+              <w:t>/{</w:t>
+            </w:r>
+            <w:proofErr w:type="spellStart"/>
+            <w:r>
+              <w:t>requestId</w:t>
+            </w:r>
+            <w:proofErr w:type="spellEnd"/>
+            <w:r>
+              <w:t>}</w:t>
+            </w:r>
+          </w:p>
+        </w:tc>
+        <w:tc>
+          <w:tcPr>
+            <w:tcW w:w="4382" w:type="dxa"/>
+          </w:tcPr>
+          <w:p>
+            <w:pPr>
+              <w:tabs>
+                <w:tab w:val="left" w:pos="942"/>
+              </w:tabs>
+            </w:pPr>
+            <w:r>
+              <w:t>Delete a request if permitted</w:t>
             </w:r>
           </w:p>
         </w:tc>
@@ -1324,6 +1741,2290 @@
     </w:tbl>
     <w:p/>
     <w:p/>
+    <w:p/>
+    <w:p/>
+    <w:p/>
+    <w:p/>
+    <w:p/>
+    <w:p/>
+    <w:p/>
+    <w:p/>
+    <w:p>
+      <w:pPr>
+        <w:rPr>
+          <w:b/>
+          <w:bCs/>
+          <w:u w:val="single"/>
+        </w:rPr>
+      </w:pPr>
+      <w:r>
+        <w:rPr>
+          <w:b/>
+          <w:bCs/>
+          <w:u w:val="single"/>
+        </w:rPr>
+        <w:t>Announcements</w:t>
+      </w:r>
+    </w:p>
+    <w:p>
+      <w:pPr>
+        <w:rPr>
+          <w:b/>
+          <w:bCs/>
+          <w:u w:val="single"/>
+        </w:rPr>
+      </w:pPr>
+      <w:r>
+        <w:rPr>
+          <w:b/>
+          <w:bCs/>
+          <w:u w:val="single"/>
+        </w:rPr>
+        <w:t xml:space="preserve">Data structure </w:t>
+      </w:r>
+    </w:p>
+    <w:p>
+      <w:pPr>
+        <w:rPr>
+          <w:b/>
+          <w:bCs/>
+          <w:u w:val="single"/>
+        </w:rPr>
+      </w:pPr>
+      <w:r>
+        <w:t xml:space="preserve">/announcements </w:t>
+      </w:r>
+    </w:p>
+    <w:p>
+      <w:pPr>
+        <w:spacing w:after="0"/>
+        <w:rPr>
+          <w:rFonts w:ascii="MS Gothic" w:eastAsia="MS Gothic" w:hAnsi="MS Gothic" w:cs="MS Gothic"/>
+        </w:rPr>
+      </w:pPr>
+      <w:r>
+        <w:t xml:space="preserve"> </w:t>
+      </w:r>
+      <w:r>
+        <w:t>└── {</w:t>
+      </w:r>
+      <w:proofErr w:type="spellStart"/>
+      <w:r>
+        <w:t>announcementId</w:t>
+      </w:r>
+      <w:proofErr w:type="spellEnd"/>
+      <w:r>
+        <w:t xml:space="preserve">} </w:t>
+      </w:r>
+    </w:p>
+    <w:p>
+      <w:pPr>
+        <w:spacing w:after="0"/>
+        <w:rPr>
+          <w:rFonts w:ascii="MS Gothic" w:eastAsia="MS Gothic" w:hAnsi="MS Gothic" w:cs="MS Gothic"/>
+        </w:rPr>
+      </w:pPr>
+      <w:r>
+        <w:t xml:space="preserve">  </w:t>
+      </w:r>
+      <w:r>
+        <w:t xml:space="preserve">    </w:t>
+      </w:r>
+      <w:r>
+        <w:t xml:space="preserve">└── title </w:t>
+      </w:r>
+    </w:p>
+    <w:p>
+      <w:pPr>
+        <w:spacing w:after="0"/>
+        <w:rPr>
+          <w:rFonts w:ascii="MS Gothic" w:eastAsia="MS Gothic" w:hAnsi="MS Gothic" w:cs="MS Gothic"/>
+        </w:rPr>
+      </w:pPr>
+      <w:r>
+        <w:t xml:space="preserve"> </w:t>
+      </w:r>
+      <w:r>
+        <w:t xml:space="preserve">    </w:t>
+      </w:r>
+      <w:r>
+        <w:t xml:space="preserve"> </w:t>
+      </w:r>
+      <w:r>
+        <w:t xml:space="preserve">└── message </w:t>
+      </w:r>
+    </w:p>
+    <w:p>
+      <w:pPr>
+        <w:spacing w:after="0"/>
+      </w:pPr>
+      <w:r>
+        <w:t xml:space="preserve">    </w:t>
+      </w:r>
+      <w:r>
+        <w:t xml:space="preserve">  </w:t>
+      </w:r>
+      <w:r>
+        <w:t xml:space="preserve">└── </w:t>
+      </w:r>
+      <w:proofErr w:type="spellStart"/>
+      <w:r>
+        <w:t>createdAt</w:t>
+      </w:r>
+      <w:proofErr w:type="spellEnd"/>
+      <w:r>
+        <w:t xml:space="preserve"> </w:t>
+      </w:r>
+    </w:p>
+    <w:p>
+      <w:pPr>
+        <w:spacing w:after="0"/>
+      </w:pPr>
+      <w:r>
+        <w:t xml:space="preserve"> </w:t>
+      </w:r>
+      <w:r>
+        <w:t xml:space="preserve">   </w:t>
+      </w:r>
+      <w:r>
+        <w:t xml:space="preserve">  </w:t>
+      </w:r>
+      <w:r>
+        <w:t xml:space="preserve">└── </w:t>
+      </w:r>
+      <w:proofErr w:type="spellStart"/>
+      <w:r>
+        <w:t>createdBy</w:t>
+      </w:r>
+      <w:proofErr w:type="spellEnd"/>
+    </w:p>
+    <w:tbl>
+      <w:tblPr>
+        <w:tblStyle w:val="TableGrid"/>
+        <w:tblW w:w="10956" w:type="dxa"/>
+        <w:tblInd w:w="-714" w:type="dxa"/>
+        <w:tblLook w:val="04A0" w:firstRow="1" w:lastRow="0" w:firstColumn="1" w:lastColumn="0" w:noHBand="0" w:noVBand="1"/>
+      </w:tblPr>
+      <w:tblGrid>
+        <w:gridCol w:w="1280"/>
+        <w:gridCol w:w="3983"/>
+        <w:gridCol w:w="2959"/>
+        <w:gridCol w:w="2734"/>
+      </w:tblGrid>
+      <w:tr>
+        <w:trPr>
+          <w:trHeight w:val="425"/>
+        </w:trPr>
+        <w:tc>
+          <w:tcPr>
+            <w:tcW w:w="1280" w:type="dxa"/>
+          </w:tcPr>
+          <w:p>
+            <w:r>
+              <w:t>Method</w:t>
+            </w:r>
+          </w:p>
+        </w:tc>
+        <w:tc>
+          <w:tcPr>
+            <w:tcW w:w="3983" w:type="dxa"/>
+          </w:tcPr>
+          <w:p>
+            <w:r>
+              <w:t xml:space="preserve">Endpoint </w:t>
+            </w:r>
+          </w:p>
+        </w:tc>
+        <w:tc>
+          <w:tcPr>
+            <w:tcW w:w="2959" w:type="dxa"/>
+          </w:tcPr>
+          <w:p>
+            <w:r>
+              <w:t>Purpose</w:t>
+            </w:r>
+          </w:p>
+        </w:tc>
+        <w:tc>
+          <w:tcPr>
+            <w:tcW w:w="2734" w:type="dxa"/>
+          </w:tcPr>
+          <w:p>
+            <w:r>
+              <w:t xml:space="preserve">Owner </w:t>
+            </w:r>
+          </w:p>
+        </w:tc>
+      </w:tr>
+      <w:tr>
+        <w:trPr>
+          <w:trHeight w:val="873"/>
+        </w:trPr>
+        <w:tc>
+          <w:tcPr>
+            <w:tcW w:w="1280" w:type="dxa"/>
+          </w:tcPr>
+          <w:p>
+            <w:r>
+              <w:t>GET</w:t>
+            </w:r>
+          </w:p>
+        </w:tc>
+        <w:tc>
+          <w:tcPr>
+            <w:tcW w:w="3983" w:type="dxa"/>
+          </w:tcPr>
+          <w:p>
+            <w:r>
+              <w:t>/announcements</w:t>
+            </w:r>
+          </w:p>
+        </w:tc>
+        <w:tc>
+          <w:tcPr>
+            <w:tcW w:w="2959" w:type="dxa"/>
+          </w:tcPr>
+          <w:p>
+            <w:pPr>
+              <w:ind w:firstLine="720"/>
+            </w:pPr>
+            <w:r>
+              <w:t>View announcements</w:t>
+            </w:r>
+          </w:p>
+        </w:tc>
+        <w:tc>
+          <w:tcPr>
+            <w:tcW w:w="2734" w:type="dxa"/>
+          </w:tcPr>
+          <w:p>
+            <w:r>
+              <w:t>Learner/Assessor</w:t>
+            </w:r>
+          </w:p>
+        </w:tc>
+      </w:tr>
+      <w:tr>
+        <w:trPr>
+          <w:trHeight w:val="897"/>
+        </w:trPr>
+        <w:tc>
+          <w:tcPr>
+            <w:tcW w:w="1280" w:type="dxa"/>
+          </w:tcPr>
+          <w:p>
+            <w:r>
+              <w:t xml:space="preserve">POST </w:t>
+            </w:r>
+          </w:p>
+        </w:tc>
+        <w:tc>
+          <w:tcPr>
+            <w:tcW w:w="3983" w:type="dxa"/>
+          </w:tcPr>
+          <w:p>
+            <w:r>
+              <w:t>/announcements/</w:t>
+            </w:r>
+            <w:r>
+              <w:t>{</w:t>
+            </w:r>
+            <w:proofErr w:type="spellStart"/>
+            <w:r>
+              <w:t>announcementId</w:t>
+            </w:r>
+            <w:proofErr w:type="spellEnd"/>
+            <w:r>
+              <w:t>}</w:t>
+            </w:r>
+          </w:p>
+        </w:tc>
+        <w:tc>
+          <w:tcPr>
+            <w:tcW w:w="2959" w:type="dxa"/>
+          </w:tcPr>
+          <w:p>
+            <w:r>
+              <w:t>Create announcement (this allows the admin and assessor to access certain features to make announcement such as Title, messages, created at what time and who made the announcement)</w:t>
+            </w:r>
+          </w:p>
+        </w:tc>
+        <w:tc>
+          <w:tcPr>
+            <w:tcW w:w="2734" w:type="dxa"/>
+          </w:tcPr>
+          <w:p>
+            <w:r>
+              <w:t>Admin/Assessor</w:t>
+            </w:r>
+          </w:p>
+        </w:tc>
+      </w:tr>
+      <w:tr>
+        <w:trPr>
+          <w:trHeight w:val="873"/>
+        </w:trPr>
+        <w:tc>
+          <w:tcPr>
+            <w:tcW w:w="1280" w:type="dxa"/>
+          </w:tcPr>
+          <w:p>
+            <w:r>
+              <w:t xml:space="preserve">PATCH </w:t>
+            </w:r>
+          </w:p>
+        </w:tc>
+        <w:tc>
+          <w:tcPr>
+            <w:tcW w:w="3983" w:type="dxa"/>
+          </w:tcPr>
+          <w:p>
+            <w:r>
+              <w:t>/announcements/{</w:t>
+            </w:r>
+            <w:proofErr w:type="spellStart"/>
+            <w:r>
+              <w:t>announcementId</w:t>
+            </w:r>
+            <w:proofErr w:type="spellEnd"/>
+            <w:r>
+              <w:t>}</w:t>
+            </w:r>
+          </w:p>
+        </w:tc>
+        <w:tc>
+          <w:tcPr>
+            <w:tcW w:w="2959" w:type="dxa"/>
+          </w:tcPr>
+          <w:p>
+            <w:pPr>
+              <w:jc w:val="center"/>
+            </w:pPr>
+            <w:r>
+              <w:t>Update announcement</w:t>
+            </w:r>
+          </w:p>
+        </w:tc>
+        <w:tc>
+          <w:tcPr>
+            <w:tcW w:w="2734" w:type="dxa"/>
+          </w:tcPr>
+          <w:p>
+            <w:r>
+              <w:t>Admin/Assessor</w:t>
+            </w:r>
+          </w:p>
+        </w:tc>
+      </w:tr>
+      <w:tr>
+        <w:trPr>
+          <w:trHeight w:val="849"/>
+        </w:trPr>
+        <w:tc>
+          <w:tcPr>
+            <w:tcW w:w="1280" w:type="dxa"/>
+          </w:tcPr>
+          <w:p>
+            <w:r>
+              <w:t>DELETE</w:t>
+            </w:r>
+          </w:p>
+        </w:tc>
+        <w:tc>
+          <w:tcPr>
+            <w:tcW w:w="3983" w:type="dxa"/>
+          </w:tcPr>
+          <w:p>
+            <w:r>
+              <w:t>/announcements/{</w:t>
+            </w:r>
+            <w:proofErr w:type="spellStart"/>
+            <w:r>
+              <w:t>announcementId</w:t>
+            </w:r>
+            <w:proofErr w:type="spellEnd"/>
+            <w:r>
+              <w:t>}</w:t>
+            </w:r>
+          </w:p>
+        </w:tc>
+        <w:tc>
+          <w:tcPr>
+            <w:tcW w:w="2959" w:type="dxa"/>
+          </w:tcPr>
+          <w:p>
+            <w:r>
+              <w:t>Delete announcement</w:t>
+            </w:r>
+          </w:p>
+        </w:tc>
+        <w:tc>
+          <w:tcPr>
+            <w:tcW w:w="2734" w:type="dxa"/>
+          </w:tcPr>
+          <w:p>
+            <w:r>
+              <w:t>Admin/Assessor</w:t>
+            </w:r>
+          </w:p>
+        </w:tc>
+      </w:tr>
+    </w:tbl>
+    <w:p/>
+    <w:p/>
+    <w:p>
+      <w:pPr>
+        <w:rPr>
+          <w:b/>
+          <w:bCs/>
+          <w:u w:val="single"/>
+        </w:rPr>
+      </w:pPr>
+    </w:p>
+    <w:p>
+      <w:pPr>
+        <w:rPr>
+          <w:b/>
+          <w:bCs/>
+          <w:u w:val="single"/>
+        </w:rPr>
+      </w:pPr>
+    </w:p>
+    <w:p>
+      <w:pPr>
+        <w:rPr>
+          <w:b/>
+          <w:bCs/>
+          <w:u w:val="single"/>
+        </w:rPr>
+      </w:pPr>
+    </w:p>
+    <w:p>
+      <w:pPr>
+        <w:rPr>
+          <w:b/>
+          <w:bCs/>
+          <w:u w:val="single"/>
+        </w:rPr>
+      </w:pPr>
+    </w:p>
+    <w:p>
+      <w:pPr>
+        <w:rPr>
+          <w:b/>
+          <w:bCs/>
+          <w:u w:val="single"/>
+        </w:rPr>
+      </w:pPr>
+    </w:p>
+    <w:p>
+      <w:pPr>
+        <w:rPr>
+          <w:b/>
+          <w:bCs/>
+          <w:u w:val="single"/>
+        </w:rPr>
+      </w:pPr>
+    </w:p>
+    <w:p>
+      <w:pPr>
+        <w:rPr>
+          <w:b/>
+          <w:bCs/>
+          <w:u w:val="single"/>
+        </w:rPr>
+      </w:pPr>
+    </w:p>
+    <w:p>
+      <w:pPr>
+        <w:rPr>
+          <w:b/>
+          <w:bCs/>
+          <w:u w:val="single"/>
+        </w:rPr>
+      </w:pPr>
+    </w:p>
+    <w:p>
+      <w:pPr>
+        <w:rPr>
+          <w:b/>
+          <w:bCs/>
+          <w:u w:val="single"/>
+        </w:rPr>
+      </w:pPr>
+      <w:r>
+        <w:rPr>
+          <w:b/>
+          <w:bCs/>
+          <w:u w:val="single"/>
+        </w:rPr>
+        <w:lastRenderedPageBreak/>
+        <w:t xml:space="preserve">Learner/Assessor Dashboard </w:t>
+      </w:r>
+    </w:p>
+    <w:p>
+      <w:pPr>
+        <w:rPr>
+          <w:b/>
+          <w:bCs/>
+          <w:u w:val="single"/>
+        </w:rPr>
+      </w:pPr>
+      <w:r>
+        <w:rPr>
+          <w:b/>
+          <w:bCs/>
+          <w:u w:val="single"/>
+        </w:rPr>
+        <w:t>Data structure</w:t>
+      </w:r>
+    </w:p>
+    <w:p>
+      <w:pPr>
+        <w:rPr>
+          <w:b/>
+          <w:bCs/>
+          <w:u w:val="single"/>
+        </w:rPr>
+      </w:pPr>
+      <w:r>
+        <w:t>/</w:t>
+      </w:r>
+      <w:proofErr w:type="spellStart"/>
+      <w:r>
+        <w:t>Learner_Dashbboard</w:t>
+      </w:r>
+      <w:proofErr w:type="spellEnd"/>
+    </w:p>
+    <w:p>
+      <w:pPr>
+        <w:spacing w:after="0"/>
+        <w:rPr>
+          <w:rFonts w:ascii="MS Gothic" w:eastAsia="MS Gothic" w:hAnsi="MS Gothic" w:cs="MS Gothic"/>
+        </w:rPr>
+      </w:pPr>
+      <w:r>
+        <w:t xml:space="preserve"> └── {</w:t>
+      </w:r>
+      <w:proofErr w:type="spellStart"/>
+      <w:r>
+        <w:t>Learner_DashboardId</w:t>
+      </w:r>
+      <w:proofErr w:type="spellEnd"/>
+      <w:r>
+        <w:t xml:space="preserve">} </w:t>
+      </w:r>
+    </w:p>
+    <w:p>
+      <w:pPr>
+        <w:spacing w:after="0"/>
+        <w:rPr>
+          <w:rFonts w:ascii="MS Gothic" w:eastAsia="MS Gothic" w:hAnsi="MS Gothic" w:cs="MS Gothic"/>
+        </w:rPr>
+      </w:pPr>
+      <w:r>
+        <w:t xml:space="preserve">      └── </w:t>
+      </w:r>
+      <w:r>
+        <w:t>Dashboard</w:t>
+      </w:r>
+    </w:p>
+    <w:p>
+      <w:pPr>
+        <w:spacing w:after="0"/>
+        <w:rPr>
+          <w:rFonts w:ascii="MS Gothic" w:eastAsia="MS Gothic" w:hAnsi="MS Gothic" w:cs="MS Gothic"/>
+        </w:rPr>
+      </w:pPr>
+      <w:r>
+        <w:t xml:space="preserve">      └── </w:t>
+      </w:r>
+      <w:r>
+        <w:t xml:space="preserve">Progress </w:t>
+      </w:r>
+    </w:p>
+    <w:p>
+      <w:pPr>
+        <w:spacing w:after="0"/>
+      </w:pPr>
+      <w:r>
+        <w:t xml:space="preserve">      └── </w:t>
+      </w:r>
+      <w:r>
+        <w:t>Task</w:t>
+      </w:r>
+      <w:r>
+        <w:t xml:space="preserve"> </w:t>
+      </w:r>
+    </w:p>
+    <w:p>
+      <w:pPr>
+        <w:spacing w:after="0"/>
+      </w:pPr>
+      <w:r>
+        <w:t xml:space="preserve">      └── </w:t>
+      </w:r>
+      <w:proofErr w:type="spellStart"/>
+      <w:r>
+        <w:t>Learner_resources</w:t>
+      </w:r>
+      <w:proofErr w:type="spellEnd"/>
+    </w:p>
+    <w:p>
+      <w:pPr>
+        <w:spacing w:after="0"/>
+      </w:pPr>
+      <w:r>
+        <w:t xml:space="preserve">      └── L</w:t>
+      </w:r>
+      <w:r>
+        <w:t xml:space="preserve">ogout </w:t>
+      </w:r>
+    </w:p>
+    <w:p>
+      <w:pPr>
+        <w:spacing w:after="0"/>
+      </w:pPr>
+    </w:p>
+    <w:tbl>
+      <w:tblPr>
+        <w:tblStyle w:val="TableGrid"/>
+        <w:tblW w:w="10257" w:type="dxa"/>
+        <w:tblInd w:w="-332" w:type="dxa"/>
+        <w:tblLook w:val="04A0" w:firstRow="1" w:lastRow="0" w:firstColumn="1" w:lastColumn="0" w:noHBand="0" w:noVBand="1"/>
+      </w:tblPr>
+      <w:tblGrid>
+        <w:gridCol w:w="2060"/>
+        <w:gridCol w:w="3745"/>
+        <w:gridCol w:w="4452"/>
+      </w:tblGrid>
+      <w:tr>
+        <w:trPr>
+          <w:trHeight w:val="967"/>
+        </w:trPr>
+        <w:tc>
+          <w:tcPr>
+            <w:tcW w:w="2060" w:type="dxa"/>
+          </w:tcPr>
+          <w:p>
+            <w:r>
+              <w:t>Method</w:t>
+            </w:r>
+          </w:p>
+        </w:tc>
+        <w:tc>
+          <w:tcPr>
+            <w:tcW w:w="3745" w:type="dxa"/>
+          </w:tcPr>
+          <w:p>
+            <w:r>
+              <w:t xml:space="preserve">Endpoint </w:t>
+            </w:r>
+          </w:p>
+        </w:tc>
+        <w:tc>
+          <w:tcPr>
+            <w:tcW w:w="4452" w:type="dxa"/>
+          </w:tcPr>
+          <w:p>
+            <w:r>
+              <w:t>Purpose</w:t>
+            </w:r>
+          </w:p>
+        </w:tc>
+      </w:tr>
+      <w:tr>
+        <w:trPr>
+          <w:trHeight w:val="1019"/>
+        </w:trPr>
+        <w:tc>
+          <w:tcPr>
+            <w:tcW w:w="2060" w:type="dxa"/>
+          </w:tcPr>
+          <w:p>
+            <w:r>
+              <w:t>GET</w:t>
+            </w:r>
+          </w:p>
+        </w:tc>
+        <w:tc>
+          <w:tcPr>
+            <w:tcW w:w="3745" w:type="dxa"/>
+          </w:tcPr>
+          <w:p>
+            <w:pPr>
+              <w:rPr>
+                <w:b/>
+                <w:bCs/>
+                <w:u w:val="single"/>
+              </w:rPr>
+            </w:pPr>
+            <w:r>
+              <w:t>/</w:t>
+            </w:r>
+            <w:proofErr w:type="spellStart"/>
+            <w:r>
+              <w:t>Learner_Dashbboard</w:t>
+            </w:r>
+            <w:proofErr w:type="spellEnd"/>
+          </w:p>
+          <w:p/>
+        </w:tc>
+        <w:tc>
+          <w:tcPr>
+            <w:tcW w:w="4452" w:type="dxa"/>
+          </w:tcPr>
+          <w:p>
+            <w:r>
+              <w:t xml:space="preserve">Populate Dashboard </w:t>
+            </w:r>
+          </w:p>
+        </w:tc>
+      </w:tr>
+      <w:tr>
+        <w:trPr>
+          <w:trHeight w:val="967"/>
+        </w:trPr>
+        <w:tc>
+          <w:tcPr>
+            <w:tcW w:w="2060" w:type="dxa"/>
+          </w:tcPr>
+          <w:p>
+            <w:r>
+              <w:t>GET</w:t>
+            </w:r>
+          </w:p>
+        </w:tc>
+        <w:tc>
+          <w:tcPr>
+            <w:tcW w:w="3745" w:type="dxa"/>
+          </w:tcPr>
+          <w:p>
+            <w:pPr>
+              <w:rPr>
+                <w:b/>
+                <w:bCs/>
+                <w:u w:val="single"/>
+              </w:rPr>
+            </w:pPr>
+            <w:r>
+              <w:t>/</w:t>
+            </w:r>
+            <w:proofErr w:type="spellStart"/>
+            <w:r>
+              <w:t>Learner_Dashbboard</w:t>
+            </w:r>
+            <w:proofErr w:type="spellEnd"/>
+          </w:p>
+          <w:p>
+            <w:r>
+              <w:t>/{</w:t>
+            </w:r>
+            <w:proofErr w:type="spellStart"/>
+            <w:r>
+              <w:t>Learner_DashboardId</w:t>
+            </w:r>
+            <w:proofErr w:type="spellEnd"/>
+            <w:r>
+              <w:t>}</w:t>
+            </w:r>
+          </w:p>
+        </w:tc>
+        <w:tc>
+          <w:tcPr>
+            <w:tcW w:w="4452" w:type="dxa"/>
+          </w:tcPr>
+          <w:p>
+            <w:r>
+              <w:t xml:space="preserve">View support requests this will allow the user/Assessor to </w:t>
+            </w:r>
+            <w:proofErr w:type="spellStart"/>
+            <w:r>
+              <w:t>hhave</w:t>
+            </w:r>
+            <w:proofErr w:type="spellEnd"/>
+            <w:r>
+              <w:t xml:space="preserve"> access to things such as(</w:t>
+            </w:r>
+            <w:proofErr w:type="spellStart"/>
+            <w:r>
+              <w:t>Topic,prefferrredDate</w:t>
+            </w:r>
+            <w:proofErr w:type="spellEnd"/>
+            <w:r>
+              <w:t>,</w:t>
+            </w:r>
+          </w:p>
+          <w:p>
+            <w:proofErr w:type="spellStart"/>
+            <w:r>
+              <w:t>prefferedTime,status,reason</w:t>
+            </w:r>
+            <w:proofErr w:type="spellEnd"/>
+            <w:r>
+              <w:t>)</w:t>
+            </w:r>
+          </w:p>
+        </w:tc>
+      </w:tr>
+      <w:tr>
+        <w:trPr>
+          <w:trHeight w:val="967"/>
+        </w:trPr>
+        <w:tc>
+          <w:tcPr>
+            <w:tcW w:w="2060" w:type="dxa"/>
+          </w:tcPr>
+          <w:p>
+            <w:r>
+              <w:t>POST</w:t>
+            </w:r>
+          </w:p>
+        </w:tc>
+        <w:tc>
+          <w:tcPr>
+            <w:tcW w:w="3745" w:type="dxa"/>
+          </w:tcPr>
+          <w:p>
+            <w:pPr>
+              <w:rPr>
+                <w:b/>
+                <w:bCs/>
+                <w:u w:val="single"/>
+              </w:rPr>
+            </w:pPr>
+            <w:r>
+              <w:t>/</w:t>
+            </w:r>
+            <w:proofErr w:type="spellStart"/>
+            <w:r>
+              <w:t>Learner_Dashbboard</w:t>
+            </w:r>
+            <w:proofErr w:type="spellEnd"/>
+          </w:p>
+          <w:p/>
+        </w:tc>
+        <w:tc>
+          <w:tcPr>
+            <w:tcW w:w="4452" w:type="dxa"/>
+          </w:tcPr>
+          <w:p>
+            <w:r>
+              <w:t>Submit a request</w:t>
+            </w:r>
+          </w:p>
+        </w:tc>
+      </w:tr>
+      <w:tr>
+        <w:trPr>
+          <w:trHeight w:val="967"/>
+        </w:trPr>
+        <w:tc>
+          <w:tcPr>
+            <w:tcW w:w="2060" w:type="dxa"/>
+          </w:tcPr>
+          <w:p>
+            <w:r>
+              <w:t>PATCH</w:t>
+            </w:r>
+          </w:p>
+        </w:tc>
+        <w:tc>
+          <w:tcPr>
+            <w:tcW w:w="3745" w:type="dxa"/>
+          </w:tcPr>
+          <w:p>
+            <w:pPr>
+              <w:tabs>
+                <w:tab w:val="left" w:pos="1031"/>
+              </w:tabs>
+            </w:pPr>
+            <w:r>
+              <w:t>/</w:t>
+            </w:r>
+            <w:proofErr w:type="spellStart"/>
+            <w:r>
+              <w:t>learner_Dashboard</w:t>
+            </w:r>
+            <w:proofErr w:type="spellEnd"/>
+          </w:p>
+        </w:tc>
+        <w:tc>
+          <w:tcPr>
+            <w:tcW w:w="4452" w:type="dxa"/>
+          </w:tcPr>
+          <w:p>
+            <w:r>
+              <w:t xml:space="preserve">Update </w:t>
+            </w:r>
+            <w:r>
+              <w:t>Profile</w:t>
+            </w:r>
+          </w:p>
+        </w:tc>
+      </w:tr>
+    </w:tbl>
+    <w:p/>
+    <w:p/>
+    <w:p/>
+    <w:p/>
+    <w:p/>
+    <w:p/>
+    <w:p/>
+    <w:p/>
+    <w:p/>
+    <w:p/>
+    <w:p>
+      <w:pPr>
+        <w:rPr>
+          <w:b/>
+          <w:bCs/>
+          <w:u w:val="single"/>
+        </w:rPr>
+      </w:pPr>
+      <w:r>
+        <w:lastRenderedPageBreak/>
+        <w:t>/</w:t>
+      </w:r>
+      <w:proofErr w:type="spellStart"/>
+      <w:r>
+        <w:t>Assesor</w:t>
+      </w:r>
+      <w:r>
+        <w:t>_Dashbboard</w:t>
+      </w:r>
+      <w:proofErr w:type="spellEnd"/>
+    </w:p>
+    <w:p>
+      <w:pPr>
+        <w:spacing w:after="0"/>
+        <w:rPr>
+          <w:rFonts w:ascii="MS Gothic" w:eastAsia="MS Gothic" w:hAnsi="MS Gothic" w:cs="MS Gothic"/>
+        </w:rPr>
+      </w:pPr>
+      <w:r>
+        <w:t xml:space="preserve"> └── {</w:t>
+      </w:r>
+      <w:proofErr w:type="spellStart"/>
+      <w:r>
+        <w:t>Assesssor</w:t>
+      </w:r>
+      <w:r>
+        <w:t>_DashboardId</w:t>
+      </w:r>
+      <w:proofErr w:type="spellEnd"/>
+      <w:r>
+        <w:t xml:space="preserve">} </w:t>
+      </w:r>
+    </w:p>
+    <w:p>
+      <w:pPr>
+        <w:spacing w:after="0"/>
+        <w:rPr>
+          <w:rFonts w:ascii="MS Gothic" w:eastAsia="MS Gothic" w:hAnsi="MS Gothic" w:cs="MS Gothic"/>
+        </w:rPr>
+      </w:pPr>
+      <w:r>
+        <w:t xml:space="preserve">      └── Dashboard</w:t>
+      </w:r>
+    </w:p>
+    <w:p>
+      <w:pPr>
+        <w:spacing w:after="0"/>
+        <w:rPr>
+          <w:rFonts w:ascii="MS Gothic" w:eastAsia="MS Gothic" w:hAnsi="MS Gothic" w:cs="MS Gothic"/>
+        </w:rPr>
+      </w:pPr>
+      <w:r>
+        <w:t xml:space="preserve">      └── </w:t>
+      </w:r>
+      <w:r>
+        <w:t xml:space="preserve">Review Learner </w:t>
+      </w:r>
+      <w:r>
+        <w:t xml:space="preserve">Progress </w:t>
+      </w:r>
+    </w:p>
+    <w:p>
+      <w:pPr>
+        <w:spacing w:after="0"/>
+      </w:pPr>
+      <w:r>
+        <w:t xml:space="preserve">      └── </w:t>
+      </w:r>
+      <w:r>
+        <w:t xml:space="preserve">Review Learner </w:t>
+      </w:r>
+      <w:r>
+        <w:t xml:space="preserve">Task </w:t>
+      </w:r>
+    </w:p>
+    <w:p>
+      <w:pPr>
+        <w:spacing w:after="0"/>
+      </w:pPr>
+      <w:r>
+        <w:t xml:space="preserve">      └── </w:t>
+      </w:r>
+      <w:r>
+        <w:t xml:space="preserve">Post </w:t>
+      </w:r>
+      <w:proofErr w:type="spellStart"/>
+      <w:r>
+        <w:t>Learner_resources</w:t>
+      </w:r>
+      <w:proofErr w:type="spellEnd"/>
+    </w:p>
+    <w:p>
+      <w:pPr>
+        <w:spacing w:after="0"/>
+      </w:pPr>
+      <w:r>
+        <w:t xml:space="preserve">     </w:t>
+      </w:r>
+      <w:r>
+        <w:t xml:space="preserve">  └── Re</w:t>
+      </w:r>
+      <w:r>
+        <w:t xml:space="preserve">view </w:t>
+      </w:r>
+      <w:proofErr w:type="spellStart"/>
+      <w:r>
+        <w:t>Learner_Game</w:t>
+      </w:r>
+      <w:proofErr w:type="spellEnd"/>
+    </w:p>
+    <w:p>
+      <w:pPr>
+        <w:spacing w:after="0"/>
+      </w:pPr>
+      <w:r>
+        <w:t xml:space="preserve">      └── Logout </w:t>
+      </w:r>
+    </w:p>
+    <w:p>
+      <w:pPr>
+        <w:spacing w:after="0"/>
+      </w:pPr>
+    </w:p>
+    <w:tbl>
+      <w:tblPr>
+        <w:tblStyle w:val="TableGrid"/>
+        <w:tblW w:w="10257" w:type="dxa"/>
+        <w:tblInd w:w="-332" w:type="dxa"/>
+        <w:tblLook w:val="04A0" w:firstRow="1" w:lastRow="0" w:firstColumn="1" w:lastColumn="0" w:noHBand="0" w:noVBand="1"/>
+      </w:tblPr>
+      <w:tblGrid>
+        <w:gridCol w:w="1795"/>
+        <w:gridCol w:w="4647"/>
+        <w:gridCol w:w="3815"/>
+      </w:tblGrid>
+      <w:tr>
+        <w:trPr>
+          <w:trHeight w:val="967"/>
+        </w:trPr>
+        <w:tc>
+          <w:tcPr>
+            <w:tcW w:w="2060" w:type="dxa"/>
+          </w:tcPr>
+          <w:p>
+            <w:r>
+              <w:t>Method</w:t>
+            </w:r>
+          </w:p>
+        </w:tc>
+        <w:tc>
+          <w:tcPr>
+            <w:tcW w:w="3745" w:type="dxa"/>
+          </w:tcPr>
+          <w:p>
+            <w:r>
+              <w:t xml:space="preserve">Endpoint </w:t>
+            </w:r>
+          </w:p>
+        </w:tc>
+        <w:tc>
+          <w:tcPr>
+            <w:tcW w:w="4452" w:type="dxa"/>
+          </w:tcPr>
+          <w:p>
+            <w:r>
+              <w:t>Purpose</w:t>
+            </w:r>
+          </w:p>
+        </w:tc>
+      </w:tr>
+      <w:tr>
+        <w:trPr>
+          <w:trHeight w:val="1019"/>
+        </w:trPr>
+        <w:tc>
+          <w:tcPr>
+            <w:tcW w:w="2060" w:type="dxa"/>
+          </w:tcPr>
+          <w:p>
+            <w:r>
+              <w:t>GET</w:t>
+            </w:r>
+          </w:p>
+        </w:tc>
+        <w:tc>
+          <w:tcPr>
+            <w:tcW w:w="3745" w:type="dxa"/>
+          </w:tcPr>
+          <w:p>
+            <w:pPr>
+              <w:rPr>
+                <w:b/>
+                <w:bCs/>
+                <w:u w:val="single"/>
+              </w:rPr>
+            </w:pPr>
+            <w:r>
+              <w:t>/</w:t>
+            </w:r>
+            <w:proofErr w:type="spellStart"/>
+            <w:r>
+              <w:t>Assessor</w:t>
+            </w:r>
+            <w:r>
+              <w:t>_Dashbboard</w:t>
+            </w:r>
+            <w:proofErr w:type="spellEnd"/>
+          </w:p>
+          <w:p/>
+        </w:tc>
+        <w:tc>
+          <w:tcPr>
+            <w:tcW w:w="4452" w:type="dxa"/>
+          </w:tcPr>
+          <w:p>
+            <w:r>
+              <w:t xml:space="preserve">Populate Dashboard </w:t>
+            </w:r>
+          </w:p>
+        </w:tc>
+      </w:tr>
+      <w:tr>
+        <w:trPr>
+          <w:trHeight w:val="967"/>
+        </w:trPr>
+        <w:tc>
+          <w:tcPr>
+            <w:tcW w:w="2060" w:type="dxa"/>
+          </w:tcPr>
+          <w:p>
+            <w:r>
+              <w:t>GET</w:t>
+            </w:r>
+          </w:p>
+        </w:tc>
+        <w:tc>
+          <w:tcPr>
+            <w:tcW w:w="3745" w:type="dxa"/>
+          </w:tcPr>
+          <w:p>
+            <w:pPr>
+              <w:rPr>
+                <w:b/>
+                <w:bCs/>
+                <w:u w:val="single"/>
+              </w:rPr>
+            </w:pPr>
+            <w:r>
+              <w:t>/</w:t>
+            </w:r>
+            <w:proofErr w:type="spellStart"/>
+            <w:r>
+              <w:t>Assessor</w:t>
+            </w:r>
+            <w:r>
+              <w:t>_Dashbboard</w:t>
+            </w:r>
+            <w:proofErr w:type="spellEnd"/>
+          </w:p>
+          <w:p>
+            <w:r>
+              <w:t>/{</w:t>
+            </w:r>
+            <w:proofErr w:type="spellStart"/>
+            <w:r>
+              <w:t>Assessor</w:t>
+            </w:r>
+            <w:r>
+              <w:t>_DashboardId</w:t>
+            </w:r>
+            <w:proofErr w:type="spellEnd"/>
+            <w:r>
+              <w:t>}</w:t>
+            </w:r>
+          </w:p>
+        </w:tc>
+        <w:tc>
+          <w:tcPr>
+            <w:tcW w:w="4452" w:type="dxa"/>
+          </w:tcPr>
+          <w:p>
+            <w:r>
+              <w:t xml:space="preserve">Assessor personal dashboard being able to access all the </w:t>
+            </w:r>
+            <w:proofErr w:type="spellStart"/>
+            <w:r>
+              <w:t>shortucts</w:t>
+            </w:r>
+            <w:proofErr w:type="spellEnd"/>
+            <w:r>
+              <w:t xml:space="preserve"> this includes things like (Learner task , Learner Progress , Learner Resources , Learner Game and log out)</w:t>
+            </w:r>
+          </w:p>
+        </w:tc>
+      </w:tr>
+      <w:tr>
+        <w:trPr>
+          <w:trHeight w:val="967"/>
+        </w:trPr>
+        <w:tc>
+          <w:tcPr>
+            <w:tcW w:w="2060" w:type="dxa"/>
+          </w:tcPr>
+          <w:p>
+            <w:r>
+              <w:t>POST</w:t>
+            </w:r>
+          </w:p>
+        </w:tc>
+        <w:tc>
+          <w:tcPr>
+            <w:tcW w:w="3745" w:type="dxa"/>
+          </w:tcPr>
+          <w:p>
+            <w:pPr>
+              <w:rPr>
+                <w:b/>
+                <w:bCs/>
+                <w:u w:val="single"/>
+              </w:rPr>
+            </w:pPr>
+            <w:r>
+              <w:t>/</w:t>
+            </w:r>
+            <w:proofErr w:type="spellStart"/>
+            <w:r>
+              <w:t>Assessor_Dashbboard</w:t>
+            </w:r>
+            <w:proofErr w:type="spellEnd"/>
+          </w:p>
+          <w:p>
+            <w:r>
+              <w:t>/{</w:t>
+            </w:r>
+            <w:proofErr w:type="spellStart"/>
+            <w:r>
+              <w:t>Assessor_DashboardId</w:t>
+            </w:r>
+            <w:proofErr w:type="spellEnd"/>
+            <w:r>
+              <w:t>}</w:t>
+            </w:r>
+          </w:p>
+        </w:tc>
+        <w:tc>
+          <w:tcPr>
+            <w:tcW w:w="4452" w:type="dxa"/>
+          </w:tcPr>
+          <w:p>
+            <w:r>
+              <w:t>Comment on the learner progress</w:t>
+            </w:r>
+          </w:p>
+        </w:tc>
+      </w:tr>
+      <w:tr>
+        <w:trPr>
+          <w:trHeight w:val="967"/>
+        </w:trPr>
+        <w:tc>
+          <w:tcPr>
+            <w:tcW w:w="2060" w:type="dxa"/>
+          </w:tcPr>
+          <w:p>
+            <w:r>
+              <w:t>P</w:t>
+            </w:r>
+            <w:r>
+              <w:t>ATCH</w:t>
+            </w:r>
+          </w:p>
+        </w:tc>
+        <w:tc>
+          <w:tcPr>
+            <w:tcW w:w="3745" w:type="dxa"/>
+          </w:tcPr>
+          <w:p>
+            <w:pPr>
+              <w:rPr>
+                <w:b/>
+                <w:bCs/>
+                <w:u w:val="single"/>
+              </w:rPr>
+            </w:pPr>
+            <w:r>
+              <w:t>/</w:t>
+            </w:r>
+            <w:proofErr w:type="spellStart"/>
+            <w:r>
+              <w:t>Assessor_Dashbboard</w:t>
+            </w:r>
+            <w:proofErr w:type="spellEnd"/>
+          </w:p>
+          <w:p>
+            <w:pPr>
+              <w:tabs>
+                <w:tab w:val="left" w:pos="1031"/>
+              </w:tabs>
+            </w:pPr>
+            <w:r>
+              <w:t>/{</w:t>
+            </w:r>
+            <w:proofErr w:type="spellStart"/>
+            <w:r>
+              <w:t>Assessor_DashboardId</w:t>
+            </w:r>
+            <w:proofErr w:type="spellEnd"/>
+            <w:r>
+              <w:t>}</w:t>
+            </w:r>
+          </w:p>
+        </w:tc>
+        <w:tc>
+          <w:tcPr>
+            <w:tcW w:w="4452" w:type="dxa"/>
+          </w:tcPr>
+          <w:p>
+            <w:r>
+              <w:t xml:space="preserve">Update </w:t>
+            </w:r>
+            <w:r>
+              <w:t xml:space="preserve">Profile </w:t>
+            </w:r>
+          </w:p>
+        </w:tc>
+      </w:tr>
+      <w:tr>
+        <w:trPr>
+          <w:trHeight w:val="967"/>
+        </w:trPr>
+        <w:tc>
+          <w:tcPr>
+            <w:tcW w:w="2060" w:type="dxa"/>
+          </w:tcPr>
+          <w:p>
+            <w:r>
+              <w:t>POST</w:t>
+            </w:r>
+          </w:p>
+        </w:tc>
+        <w:tc>
+          <w:tcPr>
+            <w:tcW w:w="3745" w:type="dxa"/>
+          </w:tcPr>
+          <w:p>
+            <w:pPr>
+              <w:rPr>
+                <w:b/>
+                <w:bCs/>
+                <w:u w:val="single"/>
+              </w:rPr>
+            </w:pPr>
+            <w:r>
+              <w:t>/</w:t>
+            </w:r>
+            <w:proofErr w:type="spellStart"/>
+            <w:r>
+              <w:t>Assessor_Dashbboard</w:t>
+            </w:r>
+            <w:proofErr w:type="spellEnd"/>
+          </w:p>
+          <w:p>
+            <w:pPr>
+              <w:tabs>
+                <w:tab w:val="left" w:pos="1031"/>
+              </w:tabs>
+            </w:pPr>
+            <w:r>
+              <w:t>/{</w:t>
+            </w:r>
+            <w:proofErr w:type="spellStart"/>
+            <w:r>
+              <w:t>Assessor_DashboardId</w:t>
+            </w:r>
+            <w:proofErr w:type="spellEnd"/>
+            <w:r>
+              <w:t>}</w:t>
+            </w:r>
+            <w:r>
+              <w:t>/task/{</w:t>
+            </w:r>
+            <w:proofErr w:type="spellStart"/>
+            <w:r>
+              <w:t>taskId</w:t>
+            </w:r>
+            <w:proofErr w:type="spellEnd"/>
+            <w:r>
+              <w:t>}</w:t>
+            </w:r>
+          </w:p>
+        </w:tc>
+        <w:tc>
+          <w:tcPr>
+            <w:tcW w:w="4452" w:type="dxa"/>
+          </w:tcPr>
+          <w:p>
+            <w:r>
+              <w:t xml:space="preserve">Update OR Feedback on added task </w:t>
+            </w:r>
+          </w:p>
+        </w:tc>
+      </w:tr>
+      <w:tr>
+        <w:trPr>
+          <w:trHeight w:val="967"/>
+        </w:trPr>
+        <w:tc>
+          <w:tcPr>
+            <w:tcW w:w="2060" w:type="dxa"/>
+          </w:tcPr>
+          <w:p>
+            <w:r>
+              <w:t>POST</w:t>
+            </w:r>
+          </w:p>
+        </w:tc>
+        <w:tc>
+          <w:tcPr>
+            <w:tcW w:w="3745" w:type="dxa"/>
+          </w:tcPr>
+          <w:p>
+            <w:pPr>
+              <w:rPr>
+                <w:b/>
+                <w:bCs/>
+                <w:u w:val="single"/>
+              </w:rPr>
+            </w:pPr>
+            <w:r>
+              <w:t>/</w:t>
+            </w:r>
+            <w:proofErr w:type="spellStart"/>
+            <w:r>
+              <w:t>Assessor_Dashbboard</w:t>
+            </w:r>
+            <w:proofErr w:type="spellEnd"/>
+          </w:p>
+          <w:p>
+            <w:r>
+              <w:t>/{</w:t>
+            </w:r>
+            <w:proofErr w:type="spellStart"/>
+            <w:r>
+              <w:t>Assessor_DashboardId</w:t>
+            </w:r>
+            <w:proofErr w:type="spellEnd"/>
+            <w:r>
+              <w:t>}</w:t>
+            </w:r>
+            <w:r>
+              <w:t>/game/{</w:t>
+            </w:r>
+            <w:proofErr w:type="spellStart"/>
+            <w:r>
+              <w:t>gameId</w:t>
+            </w:r>
+            <w:proofErr w:type="spellEnd"/>
+            <w:r>
+              <w:t>}</w:t>
+            </w:r>
+          </w:p>
+        </w:tc>
+        <w:tc>
+          <w:tcPr>
+            <w:tcW w:w="4452" w:type="dxa"/>
+          </w:tcPr>
+          <w:p>
+            <w:r>
+              <w:t xml:space="preserve">Update on the game </w:t>
+            </w:r>
+          </w:p>
+        </w:tc>
+      </w:tr>
+      <w:tr>
+        <w:trPr>
+          <w:trHeight w:val="967"/>
+        </w:trPr>
+        <w:tc>
+          <w:tcPr>
+            <w:tcW w:w="2060" w:type="dxa"/>
+          </w:tcPr>
+          <w:p>
+            <w:r>
+              <w:t>POST</w:t>
+            </w:r>
+          </w:p>
+        </w:tc>
+        <w:tc>
+          <w:tcPr>
+            <w:tcW w:w="3745" w:type="dxa"/>
+          </w:tcPr>
+          <w:p>
+            <w:pPr>
+              <w:rPr>
+                <w:b/>
+                <w:bCs/>
+                <w:u w:val="single"/>
+              </w:rPr>
+            </w:pPr>
+            <w:r>
+              <w:t>/</w:t>
+            </w:r>
+            <w:proofErr w:type="spellStart"/>
+            <w:r>
+              <w:t>Assessor_Dashbboard</w:t>
+            </w:r>
+            <w:proofErr w:type="spellEnd"/>
+          </w:p>
+          <w:p>
+            <w:r>
+              <w:t>/{</w:t>
+            </w:r>
+            <w:proofErr w:type="spellStart"/>
+            <w:r>
+              <w:t>Assessor_DashboardId</w:t>
+            </w:r>
+            <w:proofErr w:type="spellEnd"/>
+            <w:r>
+              <w:t>}</w:t>
+            </w:r>
+          </w:p>
+          <w:p>
+            <w:r>
+              <w:t>/</w:t>
+            </w:r>
+            <w:proofErr w:type="spellStart"/>
+            <w:r>
+              <w:t>Learner_Resources</w:t>
+            </w:r>
+            <w:proofErr w:type="spellEnd"/>
+            <w:r>
+              <w:t>/</w:t>
+            </w:r>
+            <w:proofErr w:type="spellStart"/>
+            <w:r>
+              <w:t>Learner_ResourcesId</w:t>
+            </w:r>
+            <w:proofErr w:type="spellEnd"/>
+            <w:r>
+              <w:t>}</w:t>
+            </w:r>
+          </w:p>
+        </w:tc>
+        <w:tc>
+          <w:tcPr>
+            <w:tcW w:w="4452" w:type="dxa"/>
+          </w:tcPr>
+          <w:p>
+            <w:r>
+              <w:t xml:space="preserve">Send learners resources </w:t>
+            </w:r>
+          </w:p>
+        </w:tc>
+      </w:tr>
+      <w:tr>
+        <w:trPr>
+          <w:trHeight w:val="967"/>
+        </w:trPr>
+        <w:tc>
+          <w:tcPr>
+            <w:tcW w:w="2060" w:type="dxa"/>
+          </w:tcPr>
+          <w:p>
+            <w:r>
+              <w:t>POST</w:t>
+            </w:r>
+          </w:p>
+        </w:tc>
+        <w:tc>
+          <w:tcPr>
+            <w:tcW w:w="3745" w:type="dxa"/>
+          </w:tcPr>
+          <w:p>
+            <w:pPr>
+              <w:rPr>
+                <w:b/>
+                <w:bCs/>
+                <w:u w:val="single"/>
+              </w:rPr>
+            </w:pPr>
+            <w:r>
+              <w:t>/</w:t>
+            </w:r>
+            <w:proofErr w:type="spellStart"/>
+            <w:r>
+              <w:t>Assessor_Dashbboard</w:t>
+            </w:r>
+            <w:proofErr w:type="spellEnd"/>
+          </w:p>
+          <w:p>
+            <w:r>
+              <w:t>/{</w:t>
+            </w:r>
+            <w:proofErr w:type="spellStart"/>
+            <w:r>
+              <w:t>Assessor_DashboardId</w:t>
+            </w:r>
+            <w:proofErr w:type="spellEnd"/>
+            <w:r>
+              <w:t>}</w:t>
+            </w:r>
+          </w:p>
+          <w:p>
+            <w:r>
+              <w:t>/</w:t>
+            </w:r>
+            <w:proofErr w:type="spellStart"/>
+            <w:r>
+              <w:t>support_booking</w:t>
+            </w:r>
+            <w:proofErr w:type="spellEnd"/>
+            <w:r>
+              <w:t>/</w:t>
+            </w:r>
+          </w:p>
+          <w:p>
+            <w:r>
+              <w:t>{support/</w:t>
+            </w:r>
+            <w:proofErr w:type="spellStart"/>
+            <w:r>
+              <w:t>bookingid</w:t>
+            </w:r>
+            <w:proofErr w:type="spellEnd"/>
+            <w:r>
+              <w:t>}</w:t>
+            </w:r>
+          </w:p>
+        </w:tc>
+        <w:tc>
+          <w:tcPr>
+            <w:tcW w:w="4452" w:type="dxa"/>
+          </w:tcPr>
+          <w:p>
+            <w:r>
+              <w:t xml:space="preserve">Attend and reply to the bookings </w:t>
+            </w:r>
+          </w:p>
+        </w:tc>
+      </w:tr>
+      <w:tr>
+        <w:trPr>
+          <w:trHeight w:val="967"/>
+        </w:trPr>
+        <w:tc>
+          <w:tcPr>
+            <w:tcW w:w="2060" w:type="dxa"/>
+          </w:tcPr>
+          <w:p>
+            <w:proofErr w:type="spellStart"/>
+            <w:r>
+              <w:lastRenderedPageBreak/>
+              <w:t>dELETE</w:t>
+            </w:r>
+            <w:proofErr w:type="spellEnd"/>
+          </w:p>
+        </w:tc>
+        <w:tc>
+          <w:tcPr>
+            <w:tcW w:w="3745" w:type="dxa"/>
+          </w:tcPr>
+          <w:p>
+            <w:pPr>
+              <w:rPr>
+                <w:b/>
+                <w:bCs/>
+                <w:u w:val="single"/>
+              </w:rPr>
+            </w:pPr>
+            <w:r>
+              <w:t>/</w:t>
+            </w:r>
+            <w:proofErr w:type="spellStart"/>
+            <w:r>
+              <w:t>Assessor_Dashbboard</w:t>
+            </w:r>
+            <w:proofErr w:type="spellEnd"/>
+          </w:p>
+          <w:p>
+            <w:r>
+              <w:t>/{</w:t>
+            </w:r>
+            <w:proofErr w:type="spellStart"/>
+            <w:r>
+              <w:t>Assessor_DashboardId</w:t>
+            </w:r>
+            <w:proofErr w:type="spellEnd"/>
+            <w:r>
+              <w:t>}</w:t>
+            </w:r>
+          </w:p>
+        </w:tc>
+        <w:tc>
+          <w:tcPr>
+            <w:tcW w:w="4452" w:type="dxa"/>
+          </w:tcPr>
+          <w:p>
+            <w:r>
+              <w:t xml:space="preserve">Delete Resources, Announcements , Task, Booking </w:t>
+            </w:r>
+          </w:p>
+        </w:tc>
+      </w:tr>
+    </w:tbl>
+    <w:p>
+      <w:pPr>
+        <w:rPr>
+          <w:b/>
+          <w:bCs/>
+          <w:u w:val="single"/>
+        </w:rPr>
+      </w:pPr>
+    </w:p>
+    <w:p>
+      <w:pPr>
+        <w:rPr>
+          <w:b/>
+          <w:bCs/>
+          <w:u w:val="single"/>
+        </w:rPr>
+      </w:pPr>
+    </w:p>
+    <w:p>
+      <w:pPr>
+        <w:rPr>
+          <w:b/>
+          <w:bCs/>
+          <w:u w:val="single"/>
+        </w:rPr>
+      </w:pPr>
+    </w:p>
+    <w:p>
+      <w:pPr>
+        <w:rPr>
+          <w:b/>
+          <w:bCs/>
+          <w:u w:val="single"/>
+        </w:rPr>
+      </w:pPr>
+    </w:p>
+    <w:p>
+      <w:pPr>
+        <w:rPr>
+          <w:b/>
+          <w:bCs/>
+          <w:u w:val="single"/>
+        </w:rPr>
+      </w:pPr>
+    </w:p>
+    <w:p>
+      <w:pPr>
+        <w:rPr>
+          <w:b/>
+          <w:bCs/>
+          <w:u w:val="single"/>
+        </w:rPr>
+      </w:pPr>
+    </w:p>
+    <w:p>
+      <w:pPr>
+        <w:rPr>
+          <w:b/>
+          <w:bCs/>
+          <w:u w:val="single"/>
+        </w:rPr>
+      </w:pPr>
+    </w:p>
+    <w:p>
+      <w:pPr>
+        <w:rPr>
+          <w:b/>
+          <w:bCs/>
+          <w:u w:val="single"/>
+        </w:rPr>
+      </w:pPr>
+    </w:p>
+    <w:p>
+      <w:pPr>
+        <w:rPr>
+          <w:b/>
+          <w:bCs/>
+          <w:u w:val="single"/>
+        </w:rPr>
+      </w:pPr>
+    </w:p>
+    <w:p>
+      <w:pPr>
+        <w:rPr>
+          <w:b/>
+          <w:bCs/>
+          <w:u w:val="single"/>
+        </w:rPr>
+      </w:pPr>
+    </w:p>
+    <w:p>
+      <w:pPr>
+        <w:rPr>
+          <w:b/>
+          <w:bCs/>
+          <w:u w:val="single"/>
+        </w:rPr>
+      </w:pPr>
+    </w:p>
+    <w:p>
+      <w:pPr>
+        <w:rPr>
+          <w:b/>
+          <w:bCs/>
+          <w:u w:val="single"/>
+        </w:rPr>
+      </w:pPr>
+    </w:p>
+    <w:p>
+      <w:pPr>
+        <w:rPr>
+          <w:b/>
+          <w:bCs/>
+          <w:u w:val="single"/>
+        </w:rPr>
+      </w:pPr>
+    </w:p>
+    <w:p>
+      <w:pPr>
+        <w:rPr>
+          <w:b/>
+          <w:bCs/>
+          <w:u w:val="single"/>
+        </w:rPr>
+      </w:pPr>
+    </w:p>
+    <w:p>
+      <w:pPr>
+        <w:rPr>
+          <w:b/>
+          <w:bCs/>
+          <w:u w:val="single"/>
+        </w:rPr>
+      </w:pPr>
+    </w:p>
+    <w:p>
+      <w:pPr>
+        <w:rPr>
+          <w:b/>
+          <w:bCs/>
+          <w:u w:val="single"/>
+        </w:rPr>
+      </w:pPr>
+    </w:p>
+    <w:p>
+      <w:pPr>
+        <w:rPr>
+          <w:b/>
+          <w:bCs/>
+          <w:u w:val="single"/>
+        </w:rPr>
+      </w:pPr>
+    </w:p>
+    <w:p>
+      <w:pPr>
+        <w:rPr>
+          <w:b/>
+          <w:bCs/>
+          <w:u w:val="single"/>
+        </w:rPr>
+      </w:pPr>
+    </w:p>
+    <w:p>
+      <w:pPr>
+        <w:rPr>
+          <w:b/>
+          <w:bCs/>
+          <w:u w:val="single"/>
+        </w:rPr>
+      </w:pPr>
+    </w:p>
+    <w:p>
+      <w:pPr>
+        <w:rPr>
+          <w:b/>
+          <w:bCs/>
+          <w:u w:val="single"/>
+        </w:rPr>
+      </w:pPr>
+    </w:p>
+    <w:p>
+      <w:pPr>
+        <w:rPr>
+          <w:b/>
+          <w:bCs/>
+          <w:u w:val="single"/>
+        </w:rPr>
+      </w:pPr>
+    </w:p>
+    <w:p>
+      <w:pPr>
+        <w:rPr>
+          <w:b/>
+          <w:bCs/>
+          <w:u w:val="single"/>
+        </w:rPr>
+      </w:pPr>
+    </w:p>
+    <w:p>
+      <w:pPr>
+        <w:rPr>
+          <w:b/>
+          <w:bCs/>
+          <w:u w:val="single"/>
+        </w:rPr>
+      </w:pPr>
+    </w:p>
+    <w:p>
+      <w:pPr>
+        <w:rPr>
+          <w:b/>
+          <w:bCs/>
+          <w:u w:val="single"/>
+        </w:rPr>
+      </w:pPr>
+    </w:p>
+    <w:p>
+      <w:pPr>
+        <w:rPr>
+          <w:b/>
+          <w:bCs/>
+          <w:u w:val="single"/>
+        </w:rPr>
+      </w:pPr>
+    </w:p>
+    <w:p>
+      <w:pPr>
+        <w:rPr>
+          <w:b/>
+          <w:bCs/>
+          <w:u w:val="single"/>
+        </w:rPr>
+      </w:pPr>
+    </w:p>
+    <w:p>
+      <w:pPr>
+        <w:rPr>
+          <w:b/>
+          <w:bCs/>
+          <w:u w:val="single"/>
+        </w:rPr>
+      </w:pPr>
+      <w:r>
+        <w:rPr>
+          <w:b/>
+          <w:bCs/>
+          <w:u w:val="single"/>
+        </w:rPr>
+        <w:lastRenderedPageBreak/>
+        <w:t>Game Results</w:t>
+      </w:r>
+    </w:p>
+    <w:p>
+      <w:pPr>
+        <w:rPr>
+          <w:b/>
+          <w:bCs/>
+          <w:u w:val="single"/>
+        </w:rPr>
+      </w:pPr>
+      <w:r>
+        <w:rPr>
+          <w:b/>
+          <w:bCs/>
+          <w:u w:val="single"/>
+        </w:rPr>
+        <w:t xml:space="preserve">Data structure </w:t>
+      </w:r>
+      <w:r>
+        <w:rPr>
+          <w:b/>
+          <w:bCs/>
+          <w:u w:val="single"/>
+        </w:rPr>
+        <w:t>3</w:t>
+      </w:r>
+    </w:p>
+    <w:p>
+      <w:r>
+        <w:t>/</w:t>
+      </w:r>
+      <w:proofErr w:type="spellStart"/>
+      <w:r>
+        <w:t>gameResults</w:t>
+      </w:r>
+      <w:proofErr w:type="spellEnd"/>
+      <w:r>
+        <w:t xml:space="preserve"> </w:t>
+      </w:r>
+    </w:p>
+    <w:p>
+      <w:pPr>
+        <w:spacing w:after="0"/>
+        <w:rPr>
+          <w:rFonts w:ascii="MS Gothic" w:eastAsia="MS Gothic" w:hAnsi="MS Gothic" w:cs="MS Gothic"/>
+        </w:rPr>
+      </w:pPr>
+      <w:r>
+        <w:t>└── {</w:t>
+      </w:r>
+      <w:proofErr w:type="spellStart"/>
+      <w:r>
+        <w:t>resultId</w:t>
+      </w:r>
+      <w:proofErr w:type="spellEnd"/>
+      <w:r>
+        <w:t xml:space="preserve">} </w:t>
+      </w:r>
+    </w:p>
+    <w:p>
+      <w:pPr>
+        <w:spacing w:after="0"/>
+        <w:rPr>
+          <w:rFonts w:ascii="MS Gothic" w:eastAsia="MS Gothic" w:hAnsi="MS Gothic" w:cs="MS Gothic"/>
+        </w:rPr>
+      </w:pPr>
+      <w:r>
+        <w:t xml:space="preserve">  </w:t>
+      </w:r>
+      <w:r>
+        <w:t xml:space="preserve">└── </w:t>
+      </w:r>
+      <w:proofErr w:type="spellStart"/>
+      <w:r>
+        <w:t>userId</w:t>
+      </w:r>
+      <w:proofErr w:type="spellEnd"/>
+      <w:r>
+        <w:t xml:space="preserve"> </w:t>
+      </w:r>
+    </w:p>
+    <w:p>
+      <w:pPr>
+        <w:spacing w:after="0"/>
+      </w:pPr>
+      <w:r>
+        <w:t xml:space="preserve">  </w:t>
+      </w:r>
+      <w:r>
+        <w:t xml:space="preserve">└── score </w:t>
+      </w:r>
+    </w:p>
+    <w:p>
+      <w:pPr>
+        <w:spacing w:after="0"/>
+      </w:pPr>
+      <w:r>
+        <w:t xml:space="preserve">   </w:t>
+      </w:r>
+      <w:r>
+        <w:t>└── date</w:t>
+      </w:r>
+      <w:r>
+        <w:t xml:space="preserve"> </w:t>
+      </w:r>
+    </w:p>
+    <w:p/>
+    <w:tbl>
+      <w:tblPr>
+        <w:tblStyle w:val="TableGrid"/>
+        <w:tblW w:w="9827" w:type="dxa"/>
+        <w:tblLook w:val="04A0" w:firstRow="1" w:lastRow="0" w:firstColumn="1" w:lastColumn="0" w:noHBand="0" w:noVBand="1"/>
+      </w:tblPr>
+      <w:tblGrid>
+        <w:gridCol w:w="3197"/>
+        <w:gridCol w:w="3430"/>
+        <w:gridCol w:w="3200"/>
+      </w:tblGrid>
+      <w:tr>
+        <w:trPr>
+          <w:trHeight w:val="798"/>
+        </w:trPr>
+        <w:tc>
+          <w:tcPr>
+            <w:tcW w:w="3197" w:type="dxa"/>
+          </w:tcPr>
+          <w:p>
+            <w:r>
+              <w:t>Method</w:t>
+            </w:r>
+          </w:p>
+        </w:tc>
+        <w:tc>
+          <w:tcPr>
+            <w:tcW w:w="3430" w:type="dxa"/>
+          </w:tcPr>
+          <w:p>
+            <w:r>
+              <w:t xml:space="preserve">Endpoint </w:t>
+            </w:r>
+          </w:p>
+        </w:tc>
+        <w:tc>
+          <w:tcPr>
+            <w:tcW w:w="3200" w:type="dxa"/>
+          </w:tcPr>
+          <w:p>
+            <w:r>
+              <w:t>Purpose</w:t>
+            </w:r>
+          </w:p>
+        </w:tc>
+      </w:tr>
+      <w:tr>
+        <w:trPr>
+          <w:trHeight w:val="841"/>
+        </w:trPr>
+        <w:tc>
+          <w:tcPr>
+            <w:tcW w:w="3197" w:type="dxa"/>
+          </w:tcPr>
+          <w:p>
+            <w:r>
+              <w:t>GET</w:t>
+            </w:r>
+          </w:p>
+        </w:tc>
+        <w:tc>
+          <w:tcPr>
+            <w:tcW w:w="3430" w:type="dxa"/>
+          </w:tcPr>
+          <w:p>
+            <w:r>
+              <w:t>/</w:t>
+            </w:r>
+            <w:proofErr w:type="spellStart"/>
+            <w:r>
+              <w:t>gameResults</w:t>
+            </w:r>
+            <w:proofErr w:type="spellEnd"/>
+          </w:p>
+        </w:tc>
+        <w:tc>
+          <w:tcPr>
+            <w:tcW w:w="3200" w:type="dxa"/>
+          </w:tcPr>
+          <w:p>
+            <w:r>
+              <w:t>View game results</w:t>
+            </w:r>
+          </w:p>
+        </w:tc>
+      </w:tr>
+      <w:tr>
+        <w:trPr>
+          <w:trHeight w:val="798"/>
+        </w:trPr>
+        <w:tc>
+          <w:tcPr>
+            <w:tcW w:w="3197" w:type="dxa"/>
+          </w:tcPr>
+          <w:p>
+            <w:r>
+              <w:t>POST</w:t>
+            </w:r>
+          </w:p>
+        </w:tc>
+        <w:tc>
+          <w:tcPr>
+            <w:tcW w:w="3430" w:type="dxa"/>
+          </w:tcPr>
+          <w:p>
+            <w:r>
+              <w:t>/</w:t>
+            </w:r>
+            <w:proofErr w:type="spellStart"/>
+            <w:r>
+              <w:t>gameResults</w:t>
+            </w:r>
+            <w:proofErr w:type="spellEnd"/>
+          </w:p>
+        </w:tc>
+        <w:tc>
+          <w:tcPr>
+            <w:tcW w:w="3200" w:type="dxa"/>
+          </w:tcPr>
+          <w:p>
+            <w:r>
+              <w:t>Save a game result</w:t>
+            </w:r>
+          </w:p>
+        </w:tc>
+      </w:tr>
+      <w:tr>
+        <w:trPr>
+          <w:trHeight w:val="798"/>
+        </w:trPr>
+        <w:tc>
+          <w:tcPr>
+            <w:tcW w:w="3197" w:type="dxa"/>
+          </w:tcPr>
+          <w:p>
+            <w:r>
+              <w:t>GET</w:t>
+            </w:r>
+          </w:p>
+        </w:tc>
+        <w:tc>
+          <w:tcPr>
+            <w:tcW w:w="3430" w:type="dxa"/>
+          </w:tcPr>
+          <w:p>
+            <w:r>
+              <w:t>/</w:t>
+            </w:r>
+            <w:proofErr w:type="spellStart"/>
+            <w:r>
+              <w:t>gameResults</w:t>
+            </w:r>
+            <w:proofErr w:type="spellEnd"/>
+            <w:r>
+              <w:t>/{</w:t>
+            </w:r>
+            <w:proofErr w:type="spellStart"/>
+            <w:r>
+              <w:t>resultId</w:t>
+            </w:r>
+            <w:proofErr w:type="spellEnd"/>
+            <w:r>
+              <w:t>}</w:t>
+            </w:r>
+          </w:p>
+        </w:tc>
+        <w:tc>
+          <w:tcPr>
+            <w:tcW w:w="3200" w:type="dxa"/>
+          </w:tcPr>
+          <w:p>
+            <w:r>
+              <w:t>View a specific result</w:t>
+            </w:r>
+          </w:p>
+        </w:tc>
+      </w:tr>
+    </w:tbl>
+    <w:p/>
+    <w:p/>
     <w:p>
       <w:r>
         <w:t>FOR EXAMPLE:</w:t>
@@ -1415,12 +4116,12 @@
     </w:p>
     <w:p>
       <w:r>
+        <w:lastRenderedPageBreak/>
         <w:t>If the learner later completes it:</w:t>
       </w:r>
     </w:p>
     <w:p>
       <w:r>
-        <w:lastRenderedPageBreak/>
         <w:t>PATCH /tasks/task123.json</w:t>
       </w:r>
     </w:p>
